--- a/HQ-PD-P-038_v1.1_實驗室測試方法管理程序_更新版.docx
+++ b/HQ-PD-P-038_v1.1_實驗室測試方法管理程序_更新版.docx
@@ -2984,62 +2984,7 @@
               </w:rPr>
             </w:pPr>
             <w:r>
-              <w:rPr>
-                <w:rFonts w:ascii="標楷體" w:hAnsi="標楷體" w:cs="Arial" w:hint="eastAsia"/>
-                <w:sz w:val="24"/>
-                <w:szCs w:val="28"/>
-              </w:rPr>
-              <w:t>「</w:t>
-            </w:r>
-            <w:r>
-              <w:rPr>
-                <w:rFonts w:cs="Arial"/>
-                <w:sz w:val="24"/>
-                <w:szCs w:val="28"/>
-              </w:rPr>
-              <w:t>恆溫</w:t>
-            </w:r>
-            <w:proofErr w:type="gramStart"/>
-            <w:r>
-              <w:rPr>
-                <w:rFonts w:cs="Arial"/>
-                <w:sz w:val="24"/>
-                <w:szCs w:val="28"/>
-              </w:rPr>
-              <w:t>恆濕機</w:t>
-            </w:r>
-            <w:proofErr w:type="gramEnd"/>
-            <w:r>
-              <w:rPr>
-                <w:rFonts w:cs="Arial"/>
-                <w:sz w:val="24"/>
-                <w:szCs w:val="28"/>
-              </w:rPr>
-              <w:t>_KSON_</w:t>
-            </w:r>
-            <w:r>
-              <w:rPr>
-                <w:rFonts w:cs="Arial"/>
-                <w:sz w:val="24"/>
-                <w:szCs w:val="28"/>
-              </w:rPr>
-              <w:t>操作指導書</w:t>
-            </w:r>
-            <w:r>
-              <w:rPr>
-                <w:rFonts w:cs="Arial"/>
-                <w:sz w:val="24"/>
-                <w:szCs w:val="28"/>
-              </w:rPr>
-              <w:t>(D Chamber)</w:t>
-            </w:r>
-            <w:r>
-              <w:rPr>
-                <w:rFonts w:ascii="標楷體" w:hAnsi="標楷體" w:cs="Arial" w:hint="eastAsia"/>
-                <w:sz w:val="24"/>
-                <w:szCs w:val="28"/>
-              </w:rPr>
-              <w:t>」</w:t>
+              <w:t>「恆溫恆濕機_KSON_作業指導書(D Chamber)」</w:t>
             </w:r>
           </w:p>
           <w:p>
@@ -3057,62 +3002,7 @@
               </w:rPr>
             </w:pPr>
             <w:r>
-              <w:rPr>
-                <w:rFonts w:cs="Arial" w:hint="eastAsia"/>
-                <w:sz w:val="24"/>
-                <w:szCs w:val="28"/>
-              </w:rPr>
-              <w:t>「</w:t>
-            </w:r>
-            <w:r>
-              <w:rPr>
-                <w:rFonts w:cs="Arial"/>
-                <w:sz w:val="24"/>
-                <w:szCs w:val="28"/>
-              </w:rPr>
-              <w:t>恆溫</w:t>
-            </w:r>
-            <w:proofErr w:type="gramStart"/>
-            <w:r>
-              <w:rPr>
-                <w:rFonts w:cs="Arial"/>
-                <w:sz w:val="24"/>
-                <w:szCs w:val="28"/>
-              </w:rPr>
-              <w:t>恆濕機</w:t>
-            </w:r>
-            <w:proofErr w:type="gramEnd"/>
-            <w:r>
-              <w:rPr>
-                <w:rFonts w:cs="Arial"/>
-                <w:sz w:val="24"/>
-                <w:szCs w:val="28"/>
-              </w:rPr>
-              <w:t>_KSON_</w:t>
-            </w:r>
-            <w:r>
-              <w:rPr>
-                <w:rFonts w:cs="Arial"/>
-                <w:sz w:val="24"/>
-                <w:szCs w:val="28"/>
-              </w:rPr>
-              <w:t>操作指導書</w:t>
-            </w:r>
-            <w:r>
-              <w:rPr>
-                <w:rFonts w:cs="Arial"/>
-                <w:sz w:val="24"/>
-                <w:szCs w:val="28"/>
-              </w:rPr>
-              <w:t>(E,H,I Chamber)</w:t>
-            </w:r>
-            <w:r>
-              <w:rPr>
-                <w:rFonts w:ascii="標楷體" w:hAnsi="標楷體" w:cs="Arial" w:hint="eastAsia"/>
-                <w:sz w:val="24"/>
-                <w:szCs w:val="28"/>
-              </w:rPr>
-              <w:t>」</w:t>
+              <w:t>「恆溫恆濕機_KSON_作業指導書(E,H,I Chamber)」</w:t>
             </w:r>
           </w:p>
           <w:p>
@@ -3130,62 +3020,7 @@
               </w:rPr>
             </w:pPr>
             <w:r>
-              <w:rPr>
-                <w:rFonts w:ascii="標楷體" w:hAnsi="標楷體" w:cs="Arial" w:hint="eastAsia"/>
-                <w:sz w:val="24"/>
-                <w:szCs w:val="28"/>
-              </w:rPr>
-              <w:t>「</w:t>
-            </w:r>
-            <w:r>
-              <w:rPr>
-                <w:rFonts w:cs="Arial"/>
-                <w:sz w:val="24"/>
-                <w:szCs w:val="28"/>
-              </w:rPr>
-              <w:t>恆溫</w:t>
-            </w:r>
-            <w:proofErr w:type="gramStart"/>
-            <w:r>
-              <w:rPr>
-                <w:rFonts w:cs="Arial"/>
-                <w:sz w:val="24"/>
-                <w:szCs w:val="28"/>
-              </w:rPr>
-              <w:t>恆濕機</w:t>
-            </w:r>
-            <w:proofErr w:type="gramEnd"/>
-            <w:r>
-              <w:rPr>
-                <w:rFonts w:cs="Arial"/>
-                <w:sz w:val="24"/>
-                <w:szCs w:val="28"/>
-              </w:rPr>
-              <w:t>_KSON_</w:t>
-            </w:r>
-            <w:r>
-              <w:rPr>
-                <w:rFonts w:cs="Arial"/>
-                <w:sz w:val="24"/>
-                <w:szCs w:val="28"/>
-              </w:rPr>
-              <w:t>操作指導書</w:t>
-            </w:r>
-            <w:r>
-              <w:rPr>
-                <w:rFonts w:cs="Arial"/>
-                <w:sz w:val="24"/>
-                <w:szCs w:val="28"/>
-              </w:rPr>
-              <w:t>(Q Chamber)</w:t>
-            </w:r>
-            <w:r>
-              <w:rPr>
-                <w:rFonts w:ascii="標楷體" w:hAnsi="標楷體" w:cs="Arial" w:hint="eastAsia"/>
-                <w:sz w:val="24"/>
-                <w:szCs w:val="28"/>
-              </w:rPr>
-              <w:t>」</w:t>
+              <w:t>「恆溫恆濕機_KSON_作業指導書(Q Chamber)」</w:t>
             </w:r>
           </w:p>
           <w:p>
@@ -3203,62 +3038,7 @@
               </w:rPr>
             </w:pPr>
             <w:r>
-              <w:rPr>
-                <w:rFonts w:ascii="標楷體" w:hAnsi="標楷體" w:cs="Arial" w:hint="eastAsia"/>
-                <w:sz w:val="24"/>
-                <w:szCs w:val="28"/>
-              </w:rPr>
-              <w:t>「</w:t>
-            </w:r>
-            <w:r>
-              <w:rPr>
-                <w:rFonts w:cs="Arial"/>
-                <w:sz w:val="24"/>
-                <w:szCs w:val="28"/>
-              </w:rPr>
-              <w:t>恆溫</w:t>
-            </w:r>
-            <w:proofErr w:type="gramStart"/>
-            <w:r>
-              <w:rPr>
-                <w:rFonts w:cs="Arial"/>
-                <w:sz w:val="24"/>
-                <w:szCs w:val="28"/>
-              </w:rPr>
-              <w:t>恆濕機</w:t>
-            </w:r>
-            <w:proofErr w:type="gramEnd"/>
-            <w:r>
-              <w:rPr>
-                <w:rFonts w:cs="Arial"/>
-                <w:sz w:val="24"/>
-                <w:szCs w:val="28"/>
-              </w:rPr>
-              <w:t>_HITACHI_</w:t>
-            </w:r>
-            <w:r>
-              <w:rPr>
-                <w:rFonts w:cs="Arial"/>
-                <w:sz w:val="24"/>
-                <w:szCs w:val="28"/>
-              </w:rPr>
-              <w:t>操作指導書</w:t>
-            </w:r>
-            <w:r>
-              <w:rPr>
-                <w:rFonts w:cs="Arial"/>
-                <w:sz w:val="24"/>
-                <w:szCs w:val="28"/>
-              </w:rPr>
-              <w:t>(T Chamber)</w:t>
-            </w:r>
-            <w:r>
-              <w:rPr>
-                <w:rFonts w:ascii="標楷體" w:hAnsi="標楷體" w:cs="Arial" w:hint="eastAsia"/>
-                <w:sz w:val="24"/>
-                <w:szCs w:val="28"/>
-              </w:rPr>
-              <w:t>」</w:t>
+              <w:t>「恆溫恆濕機_HITACHI_作業指導書(T Chamber)」</w:t>
             </w:r>
           </w:p>
           <w:p>
@@ -3547,62 +3327,7 @@
               </w:rPr>
             </w:pPr>
             <w:r>
-              <w:rPr>
-                <w:rFonts w:ascii="標楷體" w:hAnsi="標楷體" w:cs="Arial" w:hint="eastAsia"/>
-                <w:sz w:val="24"/>
-                <w:szCs w:val="28"/>
-              </w:rPr>
-              <w:t>「</w:t>
-            </w:r>
-            <w:r>
-              <w:rPr>
-                <w:rFonts w:cs="Arial"/>
-                <w:sz w:val="24"/>
-                <w:szCs w:val="28"/>
-              </w:rPr>
-              <w:t>恆溫</w:t>
-            </w:r>
-            <w:proofErr w:type="gramStart"/>
-            <w:r>
-              <w:rPr>
-                <w:rFonts w:cs="Arial"/>
-                <w:sz w:val="24"/>
-                <w:szCs w:val="28"/>
-              </w:rPr>
-              <w:t>恆濕機</w:t>
-            </w:r>
-            <w:proofErr w:type="gramEnd"/>
-            <w:r>
-              <w:rPr>
-                <w:rFonts w:cs="Arial"/>
-                <w:sz w:val="24"/>
-                <w:szCs w:val="28"/>
-              </w:rPr>
-              <w:t>_KSON_</w:t>
-            </w:r>
-            <w:r>
-              <w:rPr>
-                <w:rFonts w:cs="Arial"/>
-                <w:sz w:val="24"/>
-                <w:szCs w:val="28"/>
-              </w:rPr>
-              <w:t>操作指導書</w:t>
-            </w:r>
-            <w:r>
-              <w:rPr>
-                <w:rFonts w:cs="Arial"/>
-                <w:sz w:val="24"/>
-                <w:szCs w:val="28"/>
-              </w:rPr>
-              <w:t>(D Chamber)</w:t>
-            </w:r>
-            <w:r>
-              <w:rPr>
-                <w:rFonts w:ascii="標楷體" w:hAnsi="標楷體" w:cs="Arial" w:hint="eastAsia"/>
-                <w:sz w:val="24"/>
-                <w:szCs w:val="28"/>
-              </w:rPr>
-              <w:t>」</w:t>
+              <w:t>「恆溫恆濕機_KSON_作業指導書(D Chamber)」</w:t>
             </w:r>
           </w:p>
           <w:p>
@@ -3620,71 +3345,7 @@
               </w:rPr>
             </w:pPr>
             <w:r>
-              <w:rPr>
-                <w:rFonts w:ascii="標楷體" w:hAnsi="標楷體" w:cs="Arial" w:hint="eastAsia"/>
-                <w:sz w:val="24"/>
-                <w:szCs w:val="28"/>
-              </w:rPr>
-              <w:t>「</w:t>
-            </w:r>
-            <w:r>
-              <w:rPr>
-                <w:rFonts w:cs="Arial"/>
-                <w:sz w:val="24"/>
-                <w:szCs w:val="28"/>
-              </w:rPr>
-              <w:t>恆溫</w:t>
-            </w:r>
-            <w:proofErr w:type="gramStart"/>
-            <w:r>
-              <w:rPr>
-                <w:rFonts w:cs="Arial"/>
-                <w:sz w:val="24"/>
-                <w:szCs w:val="28"/>
-              </w:rPr>
-              <w:t>恆濕機</w:t>
-            </w:r>
-            <w:proofErr w:type="gramEnd"/>
-            <w:r>
-              <w:rPr>
-                <w:rFonts w:cs="Arial"/>
-                <w:sz w:val="24"/>
-                <w:szCs w:val="28"/>
-              </w:rPr>
-              <w:t>_KSON_</w:t>
-            </w:r>
-            <w:r>
-              <w:rPr>
-                <w:rFonts w:cs="Arial"/>
-                <w:sz w:val="24"/>
-                <w:szCs w:val="28"/>
-              </w:rPr>
-              <w:t>操作指</w:t>
-            </w:r>
-            <w:r>
-              <w:rPr>
-                <w:rFonts w:cs="Arial"/>
-                <w:sz w:val="24"/>
-                <w:szCs w:val="28"/>
-              </w:rPr>
-              <w:lastRenderedPageBreak/>
-              <w:t>導書</w:t>
-            </w:r>
-            <w:r>
-              <w:rPr>
-                <w:rFonts w:cs="Arial"/>
-                <w:sz w:val="24"/>
-                <w:szCs w:val="28"/>
-              </w:rPr>
-              <w:t>(E,H,I Chamber)</w:t>
-            </w:r>
-            <w:r>
-              <w:rPr>
-                <w:rFonts w:ascii="標楷體" w:hAnsi="標楷體" w:cs="Arial" w:hint="eastAsia"/>
-                <w:sz w:val="24"/>
-                <w:szCs w:val="28"/>
-              </w:rPr>
-              <w:t>」</w:t>
+              <w:t>「恆溫恆濕機_KSON_作業指導書(E,H,I Chamber)」</w:t>
             </w:r>
           </w:p>
           <w:p>
@@ -3702,62 +3363,7 @@
               </w:rPr>
             </w:pPr>
             <w:r>
-              <w:rPr>
-                <w:rFonts w:ascii="標楷體" w:hAnsi="標楷體" w:cs="Arial" w:hint="eastAsia"/>
-                <w:sz w:val="24"/>
-                <w:szCs w:val="28"/>
-              </w:rPr>
-              <w:t>「</w:t>
-            </w:r>
-            <w:r>
-              <w:rPr>
-                <w:rFonts w:cs="Arial"/>
-                <w:sz w:val="24"/>
-                <w:szCs w:val="28"/>
-              </w:rPr>
-              <w:t>恆溫</w:t>
-            </w:r>
-            <w:proofErr w:type="gramStart"/>
-            <w:r>
-              <w:rPr>
-                <w:rFonts w:cs="Arial"/>
-                <w:sz w:val="24"/>
-                <w:szCs w:val="28"/>
-              </w:rPr>
-              <w:t>恆濕機</w:t>
-            </w:r>
-            <w:proofErr w:type="gramEnd"/>
-            <w:r>
-              <w:rPr>
-                <w:rFonts w:cs="Arial"/>
-                <w:sz w:val="24"/>
-                <w:szCs w:val="28"/>
-              </w:rPr>
-              <w:t>_KSON_</w:t>
-            </w:r>
-            <w:r>
-              <w:rPr>
-                <w:rFonts w:cs="Arial"/>
-                <w:sz w:val="24"/>
-                <w:szCs w:val="28"/>
-              </w:rPr>
-              <w:t>操作指導書</w:t>
-            </w:r>
-            <w:r>
-              <w:rPr>
-                <w:rFonts w:cs="Arial"/>
-                <w:sz w:val="24"/>
-                <w:szCs w:val="28"/>
-              </w:rPr>
-              <w:t>(Q Chamber)</w:t>
-            </w:r>
-            <w:r>
-              <w:rPr>
-                <w:rFonts w:ascii="標楷體" w:hAnsi="標楷體" w:cs="Arial" w:hint="eastAsia"/>
-                <w:sz w:val="24"/>
-                <w:szCs w:val="28"/>
-              </w:rPr>
-              <w:t>」</w:t>
+              <w:t>「恆溫恆濕機_KSON_作業指導書(Q Chamber)」</w:t>
             </w:r>
           </w:p>
           <w:p>
@@ -3775,62 +3381,7 @@
               </w:rPr>
             </w:pPr>
             <w:r>
-              <w:rPr>
-                <w:rFonts w:ascii="標楷體" w:hAnsi="標楷體" w:cs="Arial" w:hint="eastAsia"/>
-                <w:sz w:val="24"/>
-                <w:szCs w:val="28"/>
-              </w:rPr>
-              <w:t>「</w:t>
-            </w:r>
-            <w:r>
-              <w:rPr>
-                <w:rFonts w:cs="Arial"/>
-                <w:sz w:val="24"/>
-                <w:szCs w:val="28"/>
-              </w:rPr>
-              <w:t>恆溫</w:t>
-            </w:r>
-            <w:proofErr w:type="gramStart"/>
-            <w:r>
-              <w:rPr>
-                <w:rFonts w:cs="Arial"/>
-                <w:sz w:val="24"/>
-                <w:szCs w:val="28"/>
-              </w:rPr>
-              <w:t>恆濕機</w:t>
-            </w:r>
-            <w:proofErr w:type="gramEnd"/>
-            <w:r>
-              <w:rPr>
-                <w:rFonts w:cs="Arial"/>
-                <w:sz w:val="24"/>
-                <w:szCs w:val="28"/>
-              </w:rPr>
-              <w:t>_HITACHI_</w:t>
-            </w:r>
-            <w:r>
-              <w:rPr>
-                <w:rFonts w:cs="Arial"/>
-                <w:sz w:val="24"/>
-                <w:szCs w:val="28"/>
-              </w:rPr>
-              <w:t>操作指導書</w:t>
-            </w:r>
-            <w:r>
-              <w:rPr>
-                <w:rFonts w:cs="Arial"/>
-                <w:sz w:val="24"/>
-                <w:szCs w:val="28"/>
-              </w:rPr>
-              <w:t>(T Chamber)</w:t>
-            </w:r>
-            <w:r>
-              <w:rPr>
-                <w:rFonts w:ascii="標楷體" w:hAnsi="標楷體" w:cs="Arial" w:hint="eastAsia"/>
-                <w:sz w:val="24"/>
-                <w:szCs w:val="28"/>
-              </w:rPr>
-              <w:t>」</w:t>
+              <w:t>「恆溫恆濕機_HITACHI_作業指導書(T Chamber)」</w:t>
             </w:r>
           </w:p>
           <w:p>
@@ -4242,62 +3793,7 @@
               </w:rPr>
             </w:pPr>
             <w:r>
-              <w:rPr>
-                <w:rFonts w:ascii="標楷體" w:hAnsi="標楷體" w:cs="Arial" w:hint="eastAsia"/>
-                <w:sz w:val="24"/>
-                <w:szCs w:val="28"/>
-              </w:rPr>
-              <w:t>「</w:t>
-            </w:r>
-            <w:r>
-              <w:rPr>
-                <w:rFonts w:cs="Arial"/>
-                <w:sz w:val="24"/>
-                <w:szCs w:val="28"/>
-              </w:rPr>
-              <w:t>恆溫</w:t>
-            </w:r>
-            <w:proofErr w:type="gramStart"/>
-            <w:r>
-              <w:rPr>
-                <w:rFonts w:cs="Arial"/>
-                <w:sz w:val="24"/>
-                <w:szCs w:val="28"/>
-              </w:rPr>
-              <w:t>恆濕機</w:t>
-            </w:r>
-            <w:proofErr w:type="gramEnd"/>
-            <w:r>
-              <w:rPr>
-                <w:rFonts w:cs="Arial"/>
-                <w:sz w:val="24"/>
-                <w:szCs w:val="28"/>
-              </w:rPr>
-              <w:t>_KSON_</w:t>
-            </w:r>
-            <w:r>
-              <w:rPr>
-                <w:rFonts w:cs="Arial"/>
-                <w:sz w:val="24"/>
-                <w:szCs w:val="28"/>
-              </w:rPr>
-              <w:t>操作指導書</w:t>
-            </w:r>
-            <w:r>
-              <w:rPr>
-                <w:rFonts w:cs="Arial"/>
-                <w:sz w:val="24"/>
-                <w:szCs w:val="28"/>
-              </w:rPr>
-              <w:t>(D Chamber)</w:t>
-            </w:r>
-            <w:r>
-              <w:rPr>
-                <w:rFonts w:ascii="標楷體" w:hAnsi="標楷體" w:cs="Arial" w:hint="eastAsia"/>
-                <w:sz w:val="24"/>
-                <w:szCs w:val="28"/>
-              </w:rPr>
-              <w:t>」</w:t>
+              <w:t>「恆溫恆濕機_KSON_作業指導書(D Chamber)」</w:t>
             </w:r>
           </w:p>
           <w:p>
@@ -4315,62 +3811,7 @@
               </w:rPr>
             </w:pPr>
             <w:r>
-              <w:rPr>
-                <w:rFonts w:ascii="標楷體" w:hAnsi="標楷體" w:cs="Arial" w:hint="eastAsia"/>
-                <w:sz w:val="24"/>
-                <w:szCs w:val="28"/>
-              </w:rPr>
-              <w:t>「</w:t>
-            </w:r>
-            <w:r>
-              <w:rPr>
-                <w:rFonts w:cs="Arial"/>
-                <w:sz w:val="24"/>
-                <w:szCs w:val="28"/>
-              </w:rPr>
-              <w:t>恆溫</w:t>
-            </w:r>
-            <w:proofErr w:type="gramStart"/>
-            <w:r>
-              <w:rPr>
-                <w:rFonts w:cs="Arial"/>
-                <w:sz w:val="24"/>
-                <w:szCs w:val="28"/>
-              </w:rPr>
-              <w:t>恆濕機</w:t>
-            </w:r>
-            <w:proofErr w:type="gramEnd"/>
-            <w:r>
-              <w:rPr>
-                <w:rFonts w:cs="Arial"/>
-                <w:sz w:val="24"/>
-                <w:szCs w:val="28"/>
-              </w:rPr>
-              <w:t>_KSON_</w:t>
-            </w:r>
-            <w:r>
-              <w:rPr>
-                <w:rFonts w:cs="Arial"/>
-                <w:sz w:val="24"/>
-                <w:szCs w:val="28"/>
-              </w:rPr>
-              <w:t>操作指導書</w:t>
-            </w:r>
-            <w:r>
-              <w:rPr>
-                <w:rFonts w:cs="Arial"/>
-                <w:sz w:val="24"/>
-                <w:szCs w:val="28"/>
-              </w:rPr>
-              <w:t>(E,H,I Chamber)</w:t>
-            </w:r>
-            <w:r>
-              <w:rPr>
-                <w:rFonts w:ascii="標楷體" w:hAnsi="標楷體" w:cs="Arial" w:hint="eastAsia"/>
-                <w:sz w:val="24"/>
-                <w:szCs w:val="28"/>
-              </w:rPr>
-              <w:t>」</w:t>
+              <w:t>「恆溫恆濕機_KSON_作業指導書(E,H,I Chamber)」</w:t>
             </w:r>
           </w:p>
           <w:p>
@@ -4388,62 +3829,7 @@
               </w:rPr>
             </w:pPr>
             <w:r>
-              <w:rPr>
-                <w:rFonts w:ascii="標楷體" w:hAnsi="標楷體" w:cs="Arial" w:hint="eastAsia"/>
-                <w:sz w:val="24"/>
-                <w:szCs w:val="28"/>
-              </w:rPr>
-              <w:t>「</w:t>
-            </w:r>
-            <w:r>
-              <w:rPr>
-                <w:rFonts w:cs="Arial"/>
-                <w:sz w:val="24"/>
-                <w:szCs w:val="28"/>
-              </w:rPr>
-              <w:t>恆溫</w:t>
-            </w:r>
-            <w:proofErr w:type="gramStart"/>
-            <w:r>
-              <w:rPr>
-                <w:rFonts w:cs="Arial"/>
-                <w:sz w:val="24"/>
-                <w:szCs w:val="28"/>
-              </w:rPr>
-              <w:t>恆濕機</w:t>
-            </w:r>
-            <w:proofErr w:type="gramEnd"/>
-            <w:r>
-              <w:rPr>
-                <w:rFonts w:cs="Arial"/>
-                <w:sz w:val="24"/>
-                <w:szCs w:val="28"/>
-              </w:rPr>
-              <w:t>_KSON_</w:t>
-            </w:r>
-            <w:r>
-              <w:rPr>
-                <w:rFonts w:cs="Arial"/>
-                <w:sz w:val="24"/>
-                <w:szCs w:val="28"/>
-              </w:rPr>
-              <w:t>操作指導書</w:t>
-            </w:r>
-            <w:r>
-              <w:rPr>
-                <w:rFonts w:cs="Arial"/>
-                <w:sz w:val="24"/>
-                <w:szCs w:val="28"/>
-              </w:rPr>
-              <w:t>(Q Chamber)</w:t>
-            </w:r>
-            <w:r>
-              <w:rPr>
-                <w:rFonts w:ascii="標楷體" w:hAnsi="標楷體" w:cs="Arial" w:hint="eastAsia"/>
-                <w:sz w:val="24"/>
-                <w:szCs w:val="28"/>
-              </w:rPr>
-              <w:t>」</w:t>
+              <w:t>「恆溫恆濕機_KSON_作業指導書(Q Chamber)」</w:t>
             </w:r>
           </w:p>
           <w:p>
@@ -4461,62 +3847,7 @@
               </w:rPr>
             </w:pPr>
             <w:r>
-              <w:rPr>
-                <w:rFonts w:ascii="標楷體" w:hAnsi="標楷體" w:cs="Arial" w:hint="eastAsia"/>
-                <w:sz w:val="24"/>
-                <w:szCs w:val="28"/>
-              </w:rPr>
-              <w:t>「</w:t>
-            </w:r>
-            <w:r>
-              <w:rPr>
-                <w:rFonts w:cs="Arial"/>
-                <w:sz w:val="24"/>
-                <w:szCs w:val="28"/>
-              </w:rPr>
-              <w:t>恆溫</w:t>
-            </w:r>
-            <w:proofErr w:type="gramStart"/>
-            <w:r>
-              <w:rPr>
-                <w:rFonts w:cs="Arial"/>
-                <w:sz w:val="24"/>
-                <w:szCs w:val="28"/>
-              </w:rPr>
-              <w:t>恆濕機</w:t>
-            </w:r>
-            <w:proofErr w:type="gramEnd"/>
-            <w:r>
-              <w:rPr>
-                <w:rFonts w:cs="Arial"/>
-                <w:sz w:val="24"/>
-                <w:szCs w:val="28"/>
-              </w:rPr>
-              <w:t>_HITACHI_</w:t>
-            </w:r>
-            <w:r>
-              <w:rPr>
-                <w:rFonts w:cs="Arial"/>
-                <w:sz w:val="24"/>
-                <w:szCs w:val="28"/>
-              </w:rPr>
-              <w:t>操作指導書</w:t>
-            </w:r>
-            <w:r>
-              <w:rPr>
-                <w:rFonts w:cs="Arial"/>
-                <w:sz w:val="24"/>
-                <w:szCs w:val="28"/>
-              </w:rPr>
-              <w:t>(T Chamber)</w:t>
-            </w:r>
-            <w:r>
-              <w:rPr>
-                <w:rFonts w:ascii="標楷體" w:hAnsi="標楷體" w:cs="Arial" w:hint="eastAsia"/>
-                <w:sz w:val="24"/>
-                <w:szCs w:val="28"/>
-              </w:rPr>
-              <w:t>」</w:t>
+              <w:t>「恆溫恆濕機_HITACHI_作業指導書(T Chamber)」</w:t>
             </w:r>
           </w:p>
           <w:p>
@@ -4987,62 +4318,7 @@
               </w:rPr>
             </w:pPr>
             <w:r>
-              <w:rPr>
-                <w:rFonts w:ascii="標楷體" w:hAnsi="標楷體" w:cs="Arial" w:hint="eastAsia"/>
-                <w:sz w:val="24"/>
-                <w:szCs w:val="28"/>
-              </w:rPr>
-              <w:t>「</w:t>
-            </w:r>
-            <w:r>
-              <w:rPr>
-                <w:rFonts w:cs="Arial"/>
-                <w:sz w:val="24"/>
-                <w:szCs w:val="28"/>
-              </w:rPr>
-              <w:t>恆溫</w:t>
-            </w:r>
-            <w:proofErr w:type="gramStart"/>
-            <w:r>
-              <w:rPr>
-                <w:rFonts w:cs="Arial"/>
-                <w:sz w:val="24"/>
-                <w:szCs w:val="28"/>
-              </w:rPr>
-              <w:t>恆濕機</w:t>
-            </w:r>
-            <w:proofErr w:type="gramEnd"/>
-            <w:r>
-              <w:rPr>
-                <w:rFonts w:cs="Arial"/>
-                <w:sz w:val="24"/>
-                <w:szCs w:val="28"/>
-              </w:rPr>
-              <w:t>_KSON_</w:t>
-            </w:r>
-            <w:r>
-              <w:rPr>
-                <w:rFonts w:cs="Arial"/>
-                <w:sz w:val="24"/>
-                <w:szCs w:val="28"/>
-              </w:rPr>
-              <w:t>操作指導書</w:t>
-            </w:r>
-            <w:r>
-              <w:rPr>
-                <w:rFonts w:cs="Arial"/>
-                <w:sz w:val="24"/>
-                <w:szCs w:val="28"/>
-              </w:rPr>
-              <w:t>(D Chamber)</w:t>
-            </w:r>
-            <w:r>
-              <w:rPr>
-                <w:rFonts w:ascii="標楷體" w:hAnsi="標楷體" w:cs="Arial" w:hint="eastAsia"/>
-                <w:sz w:val="24"/>
-                <w:szCs w:val="28"/>
-              </w:rPr>
-              <w:t>」</w:t>
+              <w:t>「恆溫恆濕機_KSON_作業指導書(D Chamber)」</w:t>
             </w:r>
           </w:p>
           <w:p>
@@ -5060,71 +4336,7 @@
               </w:rPr>
             </w:pPr>
             <w:r>
-              <w:rPr>
-                <w:rFonts w:ascii="標楷體" w:hAnsi="標楷體" w:cs="Arial" w:hint="eastAsia"/>
-                <w:sz w:val="24"/>
-                <w:szCs w:val="28"/>
-              </w:rPr>
-              <w:t>「</w:t>
-            </w:r>
-            <w:r>
-              <w:rPr>
-                <w:rFonts w:cs="Arial"/>
-                <w:sz w:val="24"/>
-                <w:szCs w:val="28"/>
-              </w:rPr>
-              <w:t>恆溫</w:t>
-            </w:r>
-            <w:proofErr w:type="gramStart"/>
-            <w:r>
-              <w:rPr>
-                <w:rFonts w:cs="Arial"/>
-                <w:sz w:val="24"/>
-                <w:szCs w:val="28"/>
-              </w:rPr>
-              <w:t>恆濕機</w:t>
-            </w:r>
-            <w:proofErr w:type="gramEnd"/>
-            <w:r>
-              <w:rPr>
-                <w:rFonts w:cs="Arial"/>
-                <w:sz w:val="24"/>
-                <w:szCs w:val="28"/>
-              </w:rPr>
-              <w:t>_KSON_</w:t>
-            </w:r>
-            <w:r>
-              <w:rPr>
-                <w:rFonts w:cs="Arial"/>
-                <w:sz w:val="24"/>
-                <w:szCs w:val="28"/>
-              </w:rPr>
-              <w:t>操作指</w:t>
-            </w:r>
-            <w:r>
-              <w:rPr>
-                <w:rFonts w:cs="Arial"/>
-                <w:sz w:val="24"/>
-                <w:szCs w:val="28"/>
-              </w:rPr>
-              <w:lastRenderedPageBreak/>
-              <w:t>導書</w:t>
-            </w:r>
-            <w:r>
-              <w:rPr>
-                <w:rFonts w:cs="Arial"/>
-                <w:sz w:val="24"/>
-                <w:szCs w:val="28"/>
-              </w:rPr>
-              <w:t>(E,H,I Chamber)</w:t>
-            </w:r>
-            <w:r>
-              <w:rPr>
-                <w:rFonts w:ascii="標楷體" w:hAnsi="標楷體" w:cs="Arial" w:hint="eastAsia"/>
-                <w:sz w:val="24"/>
-                <w:szCs w:val="28"/>
-              </w:rPr>
-              <w:t>」</w:t>
+              <w:t>「恆溫恆濕機_KSON_作業指導書(E,H,I Chamber)」</w:t>
             </w:r>
           </w:p>
           <w:p>
@@ -5142,62 +4354,7 @@
               </w:rPr>
             </w:pPr>
             <w:r>
-              <w:rPr>
-                <w:rFonts w:ascii="標楷體" w:hAnsi="標楷體" w:cs="Arial" w:hint="eastAsia"/>
-                <w:sz w:val="24"/>
-                <w:szCs w:val="28"/>
-              </w:rPr>
-              <w:t>「</w:t>
-            </w:r>
-            <w:r>
-              <w:rPr>
-                <w:rFonts w:cs="Arial"/>
-                <w:sz w:val="24"/>
-                <w:szCs w:val="28"/>
-              </w:rPr>
-              <w:t>恆溫</w:t>
-            </w:r>
-            <w:proofErr w:type="gramStart"/>
-            <w:r>
-              <w:rPr>
-                <w:rFonts w:cs="Arial"/>
-                <w:sz w:val="24"/>
-                <w:szCs w:val="28"/>
-              </w:rPr>
-              <w:t>恆濕機</w:t>
-            </w:r>
-            <w:proofErr w:type="gramEnd"/>
-            <w:r>
-              <w:rPr>
-                <w:rFonts w:cs="Arial"/>
-                <w:sz w:val="24"/>
-                <w:szCs w:val="28"/>
-              </w:rPr>
-              <w:t>_KSON_</w:t>
-            </w:r>
-            <w:r>
-              <w:rPr>
-                <w:rFonts w:cs="Arial"/>
-                <w:sz w:val="24"/>
-                <w:szCs w:val="28"/>
-              </w:rPr>
-              <w:t>操作指導書</w:t>
-            </w:r>
-            <w:r>
-              <w:rPr>
-                <w:rFonts w:cs="Arial"/>
-                <w:sz w:val="24"/>
-                <w:szCs w:val="28"/>
-              </w:rPr>
-              <w:t>(Q Chamber)</w:t>
-            </w:r>
-            <w:r>
-              <w:rPr>
-                <w:rFonts w:ascii="標楷體" w:hAnsi="標楷體" w:cs="Arial" w:hint="eastAsia"/>
-                <w:sz w:val="24"/>
-                <w:szCs w:val="28"/>
-              </w:rPr>
-              <w:t>」</w:t>
+              <w:t>「恆溫恆濕機_KSON_作業指導書(Q Chamber)」</w:t>
             </w:r>
           </w:p>
           <w:p>
@@ -5215,62 +4372,7 @@
               </w:rPr>
             </w:pPr>
             <w:r>
-              <w:rPr>
-                <w:rFonts w:ascii="標楷體" w:hAnsi="標楷體" w:cs="Arial" w:hint="eastAsia"/>
-                <w:sz w:val="24"/>
-                <w:szCs w:val="28"/>
-              </w:rPr>
-              <w:t>「</w:t>
-            </w:r>
-            <w:r>
-              <w:rPr>
-                <w:rFonts w:cs="Arial"/>
-                <w:sz w:val="24"/>
-                <w:szCs w:val="28"/>
-              </w:rPr>
-              <w:t>恆溫</w:t>
-            </w:r>
-            <w:proofErr w:type="gramStart"/>
-            <w:r>
-              <w:rPr>
-                <w:rFonts w:cs="Arial"/>
-                <w:sz w:val="24"/>
-                <w:szCs w:val="28"/>
-              </w:rPr>
-              <w:t>恆濕機</w:t>
-            </w:r>
-            <w:proofErr w:type="gramEnd"/>
-            <w:r>
-              <w:rPr>
-                <w:rFonts w:cs="Arial"/>
-                <w:sz w:val="24"/>
-                <w:szCs w:val="28"/>
-              </w:rPr>
-              <w:t>_HITACHI_</w:t>
-            </w:r>
-            <w:r>
-              <w:rPr>
-                <w:rFonts w:cs="Arial"/>
-                <w:sz w:val="24"/>
-                <w:szCs w:val="28"/>
-              </w:rPr>
-              <w:t>操作指導書</w:t>
-            </w:r>
-            <w:r>
-              <w:rPr>
-                <w:rFonts w:cs="Arial"/>
-                <w:sz w:val="24"/>
-                <w:szCs w:val="28"/>
-              </w:rPr>
-              <w:t>(T Chamber)</w:t>
-            </w:r>
-            <w:r>
-              <w:rPr>
-                <w:rFonts w:ascii="標楷體" w:hAnsi="標楷體" w:cs="Arial" w:hint="eastAsia"/>
-                <w:sz w:val="24"/>
-                <w:szCs w:val="28"/>
-              </w:rPr>
-              <w:t>」</w:t>
+              <w:t>「恆溫恆濕機_HITACHI_作業指導書(T Chamber)」</w:t>
             </w:r>
           </w:p>
           <w:p>
@@ -5528,62 +4630,7 @@
               </w:rPr>
             </w:pPr>
             <w:r>
-              <w:rPr>
-                <w:rFonts w:ascii="標楷體" w:hAnsi="標楷體" w:cs="Arial" w:hint="eastAsia"/>
-                <w:sz w:val="24"/>
-                <w:szCs w:val="28"/>
-              </w:rPr>
-              <w:t>「</w:t>
-            </w:r>
-            <w:r>
-              <w:rPr>
-                <w:rFonts w:cs="Arial"/>
-                <w:sz w:val="24"/>
-                <w:szCs w:val="28"/>
-              </w:rPr>
-              <w:t>恆溫</w:t>
-            </w:r>
-            <w:proofErr w:type="gramStart"/>
-            <w:r>
-              <w:rPr>
-                <w:rFonts w:cs="Arial"/>
-                <w:sz w:val="24"/>
-                <w:szCs w:val="28"/>
-              </w:rPr>
-              <w:t>恆濕機</w:t>
-            </w:r>
-            <w:proofErr w:type="gramEnd"/>
-            <w:r>
-              <w:rPr>
-                <w:rFonts w:cs="Arial"/>
-                <w:sz w:val="24"/>
-                <w:szCs w:val="28"/>
-              </w:rPr>
-              <w:t>_KSON_</w:t>
-            </w:r>
-            <w:r>
-              <w:rPr>
-                <w:rFonts w:cs="Arial"/>
-                <w:sz w:val="24"/>
-                <w:szCs w:val="28"/>
-              </w:rPr>
-              <w:t>操作指導書</w:t>
-            </w:r>
-            <w:r>
-              <w:rPr>
-                <w:rFonts w:cs="Arial"/>
-                <w:sz w:val="24"/>
-                <w:szCs w:val="28"/>
-              </w:rPr>
-              <w:t>(D Chamber)</w:t>
-            </w:r>
-            <w:r>
-              <w:rPr>
-                <w:rFonts w:ascii="標楷體" w:hAnsi="標楷體" w:cs="Arial" w:hint="eastAsia"/>
-                <w:sz w:val="24"/>
-                <w:szCs w:val="28"/>
-              </w:rPr>
-              <w:t>」</w:t>
+              <w:t>「恆溫恆濕機_KSON_作業指導書(D Chamber)」</w:t>
             </w:r>
           </w:p>
           <w:p>
@@ -5601,62 +4648,7 @@
               </w:rPr>
             </w:pPr>
             <w:r>
-              <w:rPr>
-                <w:rFonts w:ascii="標楷體" w:hAnsi="標楷體" w:cs="Arial" w:hint="eastAsia"/>
-                <w:sz w:val="24"/>
-                <w:szCs w:val="28"/>
-              </w:rPr>
-              <w:t>「</w:t>
-            </w:r>
-            <w:r>
-              <w:rPr>
-                <w:rFonts w:cs="Arial"/>
-                <w:sz w:val="24"/>
-                <w:szCs w:val="28"/>
-              </w:rPr>
-              <w:t>恆溫</w:t>
-            </w:r>
-            <w:proofErr w:type="gramStart"/>
-            <w:r>
-              <w:rPr>
-                <w:rFonts w:cs="Arial"/>
-                <w:sz w:val="24"/>
-                <w:szCs w:val="28"/>
-              </w:rPr>
-              <w:t>恆濕機</w:t>
-            </w:r>
-            <w:proofErr w:type="gramEnd"/>
-            <w:r>
-              <w:rPr>
-                <w:rFonts w:cs="Arial"/>
-                <w:sz w:val="24"/>
-                <w:szCs w:val="28"/>
-              </w:rPr>
-              <w:t>_KSON_</w:t>
-            </w:r>
-            <w:r>
-              <w:rPr>
-                <w:rFonts w:cs="Arial"/>
-                <w:sz w:val="24"/>
-                <w:szCs w:val="28"/>
-              </w:rPr>
-              <w:t>操作指導書</w:t>
-            </w:r>
-            <w:r>
-              <w:rPr>
-                <w:rFonts w:cs="Arial"/>
-                <w:sz w:val="24"/>
-                <w:szCs w:val="28"/>
-              </w:rPr>
-              <w:t>(E,H,I Chamber)</w:t>
-            </w:r>
-            <w:r>
-              <w:rPr>
-                <w:rFonts w:ascii="標楷體" w:hAnsi="標楷體" w:cs="Arial" w:hint="eastAsia"/>
-                <w:sz w:val="24"/>
-                <w:szCs w:val="28"/>
-              </w:rPr>
-              <w:t>」</w:t>
+              <w:t>「恆溫恆濕機_KSON_作業指導書(E,H,I Chamber)」</w:t>
             </w:r>
           </w:p>
           <w:p>
@@ -5674,62 +4666,7 @@
               </w:rPr>
             </w:pPr>
             <w:r>
-              <w:rPr>
-                <w:rFonts w:ascii="標楷體" w:hAnsi="標楷體" w:cs="Arial" w:hint="eastAsia"/>
-                <w:sz w:val="24"/>
-                <w:szCs w:val="28"/>
-              </w:rPr>
-              <w:t>「</w:t>
-            </w:r>
-            <w:r>
-              <w:rPr>
-                <w:rFonts w:cs="Arial"/>
-                <w:sz w:val="24"/>
-                <w:szCs w:val="28"/>
-              </w:rPr>
-              <w:t>恆溫</w:t>
-            </w:r>
-            <w:proofErr w:type="gramStart"/>
-            <w:r>
-              <w:rPr>
-                <w:rFonts w:cs="Arial"/>
-                <w:sz w:val="24"/>
-                <w:szCs w:val="28"/>
-              </w:rPr>
-              <w:t>恆濕機</w:t>
-            </w:r>
-            <w:proofErr w:type="gramEnd"/>
-            <w:r>
-              <w:rPr>
-                <w:rFonts w:cs="Arial"/>
-                <w:sz w:val="24"/>
-                <w:szCs w:val="28"/>
-              </w:rPr>
-              <w:t>_KSON_</w:t>
-            </w:r>
-            <w:r>
-              <w:rPr>
-                <w:rFonts w:cs="Arial"/>
-                <w:sz w:val="24"/>
-                <w:szCs w:val="28"/>
-              </w:rPr>
-              <w:t>操作指導書</w:t>
-            </w:r>
-            <w:r>
-              <w:rPr>
-                <w:rFonts w:cs="Arial"/>
-                <w:sz w:val="24"/>
-                <w:szCs w:val="28"/>
-              </w:rPr>
-              <w:t>(Q Chamber)</w:t>
-            </w:r>
-            <w:r>
-              <w:rPr>
-                <w:rFonts w:ascii="標楷體" w:hAnsi="標楷體" w:cs="Arial" w:hint="eastAsia"/>
-                <w:sz w:val="24"/>
-                <w:szCs w:val="28"/>
-              </w:rPr>
-              <w:t>」</w:t>
+              <w:t>「恆溫恆濕機_KSON_作業指導書(Q Chamber)」</w:t>
             </w:r>
           </w:p>
           <w:p>
@@ -5747,62 +4684,7 @@
               </w:rPr>
             </w:pPr>
             <w:r>
-              <w:rPr>
-                <w:rFonts w:ascii="標楷體" w:hAnsi="標楷體" w:cs="Arial" w:hint="eastAsia"/>
-                <w:sz w:val="24"/>
-                <w:szCs w:val="28"/>
-              </w:rPr>
-              <w:t>「</w:t>
-            </w:r>
-            <w:r>
-              <w:rPr>
-                <w:rFonts w:cs="Arial"/>
-                <w:sz w:val="24"/>
-                <w:szCs w:val="28"/>
-              </w:rPr>
-              <w:t>恆溫</w:t>
-            </w:r>
-            <w:proofErr w:type="gramStart"/>
-            <w:r>
-              <w:rPr>
-                <w:rFonts w:cs="Arial"/>
-                <w:sz w:val="24"/>
-                <w:szCs w:val="28"/>
-              </w:rPr>
-              <w:t>恆濕機</w:t>
-            </w:r>
-            <w:proofErr w:type="gramEnd"/>
-            <w:r>
-              <w:rPr>
-                <w:rFonts w:cs="Arial"/>
-                <w:sz w:val="24"/>
-                <w:szCs w:val="28"/>
-              </w:rPr>
-              <w:t>_HITACHI_</w:t>
-            </w:r>
-            <w:r>
-              <w:rPr>
-                <w:rFonts w:cs="Arial"/>
-                <w:sz w:val="24"/>
-                <w:szCs w:val="28"/>
-              </w:rPr>
-              <w:t>操作指導書</w:t>
-            </w:r>
-            <w:r>
-              <w:rPr>
-                <w:rFonts w:cs="Arial"/>
-                <w:sz w:val="24"/>
-                <w:szCs w:val="28"/>
-              </w:rPr>
-              <w:t>(T Chamber)</w:t>
-            </w:r>
-            <w:r>
-              <w:rPr>
-                <w:rFonts w:ascii="標楷體" w:hAnsi="標楷體" w:cs="Arial" w:hint="eastAsia"/>
-                <w:sz w:val="24"/>
-                <w:szCs w:val="28"/>
-              </w:rPr>
-              <w:t>」</w:t>
+              <w:t>「恆溫恆濕機_HITACHI_作業指導書(T Chamber)」</w:t>
             </w:r>
           </w:p>
           <w:p>
@@ -9311,7 +8193,7 @@
         </w:numPr>
       </w:pPr>
       <w:r>
-        <w:t>恆溫恆濕機_KSON_操作指導書(D Chamber) (HQ-PD-W-233)</w:t>
+        <w:t>恆溫恆濕機_KSON_作業指導書(D Chamber) (HQ-PD-W-233)</w:t>
       </w:r>
     </w:p>
     <w:p>
@@ -9322,7 +8204,7 @@
         </w:numPr>
       </w:pPr>
       <w:r>
-        <w:t>恆溫恆濕機_KSON_操作指導書(E,H,I Chamber) (HQ-PD-W-237)</w:t>
+        <w:t>恆溫恆濕機_KSON_作業指導書(E,H,I Chamber) (HQ-PD-W-237)</w:t>
       </w:r>
     </w:p>
     <w:p>
@@ -9333,7 +8215,7 @@
         </w:numPr>
       </w:pPr>
       <w:r>
-        <w:t>恆溫恆濕機_KSON_操作指導書(Q Chamber) (HQ-PD-W-238)</w:t>
+        <w:t>恆溫恆濕機_KSON_作業指導書(Q Chamber) (HQ-PD-W-238)</w:t>
       </w:r>
     </w:p>
     <w:p>
@@ -9344,7 +8226,7 @@
         </w:numPr>
       </w:pPr>
       <w:r>
-        <w:t>恆溫恆濕機_HITACHI_操作指導書(T Chamber) (HQ-PD-W-239)</w:t>
+        <w:t>恆溫恆濕機_HITACHI_作業指導書(T Chamber) (HQ-PD-W-239)</w:t>
       </w:r>
     </w:p>
     <w:p>

--- a/HQ-PD-P-038_v1.1_實驗室測試方法管理程序_更新版.docx
+++ b/HQ-PD-P-038_v1.1_實驗室測試方法管理程序_更新版.docx
@@ -2984,7 +2984,7 @@
               </w:rPr>
             </w:pPr>
             <w:r>
-              <w:t>「恆溫恆濕機_KSON_作業指導書(D Chamber)」</w:t>
+              <w:t>「恆溫恆濕機_KSON_D Chamber作業指導書」</w:t>
             </w:r>
           </w:p>
           <w:p>
@@ -3002,7 +3002,7 @@
               </w:rPr>
             </w:pPr>
             <w:r>
-              <w:t>「恆溫恆濕機_KSON_作業指導書(E,H,I Chamber)」</w:t>
+              <w:t>「v1.0_恆溫恆濕機_KSON_E_I Chamber作業指導書」</w:t>
             </w:r>
           </w:p>
           <w:p>
@@ -3020,7 +3020,7 @@
               </w:rPr>
             </w:pPr>
             <w:r>
-              <w:t>「恆溫恆濕機_KSON_作業指導書(Q Chamber)」</w:t>
+              <w:t>「v1.0_恆溫恆濕機_KSON_Q_U_S Chamber作業指導書」</w:t>
             </w:r>
           </w:p>
           <w:p>
@@ -3038,7 +3038,7 @@
               </w:rPr>
             </w:pPr>
             <w:r>
-              <w:t>「恆溫恆濕機_HITACHI_作業指導書(T Chamber)」</w:t>
+              <w:t>「v1.0_恆溫恆濕機_HITACHI_T Chamber作業指導書」</w:t>
             </w:r>
           </w:p>
           <w:p>
@@ -3056,28 +3056,7 @@
               </w:rPr>
             </w:pPr>
             <w:r>
-              <w:rPr>
-                <w:rFonts w:ascii="標楷體" w:hAnsi="標楷體" w:cs="Arial" w:hint="eastAsia"/>
-                <w:sz w:val="24"/>
-                <w:szCs w:val="28"/>
-              </w:rPr>
-              <w:t>「</w:t>
-            </w:r>
-            <w:r>
-              <w:rPr>
-                <w:rFonts w:cs="Arial"/>
-                <w:sz w:val="24"/>
-                <w:szCs w:val="28"/>
-              </w:rPr>
-              <w:t>IEC 60068_ENV_High Temperature High Humidity Operation Test</w:t>
-            </w:r>
-            <w:r>
-              <w:rPr>
-                <w:rFonts w:ascii="標楷體" w:hAnsi="標楷體" w:cs="Arial" w:hint="eastAsia"/>
-                <w:sz w:val="24"/>
-                <w:szCs w:val="28"/>
-              </w:rPr>
-              <w:t>」</w:t>
+              <w:t>「v1.0_IEC 60068_ENV_High Temperature High Humidity Operation Test 作業規範」</w:t>
             </w:r>
           </w:p>
           <w:p>
@@ -3095,28 +3074,7 @@
               </w:rPr>
             </w:pPr>
             <w:r>
-              <w:rPr>
-                <w:rFonts w:ascii="標楷體" w:hAnsi="標楷體" w:cs="Arial" w:hint="eastAsia"/>
-                <w:sz w:val="24"/>
-                <w:szCs w:val="28"/>
-              </w:rPr>
-              <w:t>「</w:t>
-            </w:r>
-            <w:r>
-              <w:rPr>
-                <w:rFonts w:cs="Arial"/>
-                <w:sz w:val="24"/>
-                <w:szCs w:val="28"/>
-              </w:rPr>
-              <w:t>IEC 60068_ENV_High Temperature High Humidity Storage Test</w:t>
-            </w:r>
-            <w:r>
-              <w:rPr>
-                <w:rFonts w:ascii="標楷體" w:hAnsi="標楷體" w:cs="Arial" w:hint="eastAsia"/>
-                <w:sz w:val="24"/>
-                <w:szCs w:val="28"/>
-              </w:rPr>
-              <w:t>」</w:t>
+              <w:t>「v1.0_IEC 60068_ENV_High Temperature High Humidity Storage Test 作業規範」</w:t>
             </w:r>
           </w:p>
           <w:p>
@@ -3134,28 +3092,7 @@
               </w:rPr>
             </w:pPr>
             <w:r>
-              <w:rPr>
-                <w:rFonts w:ascii="標楷體" w:hAnsi="標楷體" w:cs="Arial" w:hint="eastAsia"/>
-                <w:sz w:val="24"/>
-                <w:szCs w:val="28"/>
-              </w:rPr>
-              <w:t>「</w:t>
-            </w:r>
-            <w:r>
-              <w:rPr>
-                <w:rFonts w:cs="Arial"/>
-                <w:sz w:val="24"/>
-                <w:szCs w:val="28"/>
-              </w:rPr>
-              <w:t>IEC 61850_ENV_Damp Heat Steady State</w:t>
-            </w:r>
-            <w:r>
-              <w:rPr>
-                <w:rFonts w:ascii="標楷體" w:hAnsi="標楷體" w:cs="Arial" w:hint="eastAsia"/>
-                <w:sz w:val="24"/>
-                <w:szCs w:val="28"/>
-              </w:rPr>
-              <w:t>」</w:t>
+              <w:t>「v1.0_IEC 61850_ENV_Damp Heat Steady State 作業規範」</w:t>
             </w:r>
           </w:p>
           <w:p>
@@ -3327,7 +3264,7 @@
               </w:rPr>
             </w:pPr>
             <w:r>
-              <w:t>「恆溫恆濕機_KSON_作業指導書(D Chamber)」</w:t>
+              <w:t>「恆溫恆濕機_KSON_D Chamber作業指導書」</w:t>
             </w:r>
           </w:p>
           <w:p>
@@ -3345,7 +3282,7 @@
               </w:rPr>
             </w:pPr>
             <w:r>
-              <w:t>「恆溫恆濕機_KSON_作業指導書(E,H,I Chamber)」</w:t>
+              <w:t>「v1.0_恆溫恆濕機_KSON_E_I Chamber作業指導書」</w:t>
             </w:r>
           </w:p>
           <w:p>
@@ -3363,7 +3300,7 @@
               </w:rPr>
             </w:pPr>
             <w:r>
-              <w:t>「恆溫恆濕機_KSON_作業指導書(Q Chamber)」</w:t>
+              <w:t>「v1.0_恆溫恆濕機_KSON_Q_U_S Chamber作業指導書」</w:t>
             </w:r>
           </w:p>
           <w:p>
@@ -3381,7 +3318,7 @@
               </w:rPr>
             </w:pPr>
             <w:r>
-              <w:t>「恆溫恆濕機_HITACHI_作業指導書(T Chamber)」</w:t>
+              <w:t>「v1.0_恆溫恆濕機_HITACHI_T Chamber作業指導書」</w:t>
             </w:r>
           </w:p>
           <w:p>
@@ -3402,28 +3339,7 @@
               </w:rPr>
             </w:pPr>
             <w:r>
-              <w:rPr>
-                <w:rFonts w:ascii="標楷體" w:hAnsi="標楷體" w:cs="Arial" w:hint="eastAsia"/>
-                <w:sz w:val="24"/>
-                <w:szCs w:val="28"/>
-              </w:rPr>
-              <w:t>「</w:t>
-            </w:r>
-            <w:r>
-              <w:rPr>
-                <w:rFonts w:cs="Arial"/>
-                <w:sz w:val="24"/>
-                <w:szCs w:val="28"/>
-              </w:rPr>
-              <w:t>IEC 60068_ENV_High Temperature Operation Test</w:t>
-            </w:r>
-            <w:r>
-              <w:rPr>
-                <w:rFonts w:ascii="標楷體" w:hAnsi="標楷體" w:cs="Arial" w:hint="eastAsia"/>
-                <w:sz w:val="24"/>
-                <w:szCs w:val="28"/>
-              </w:rPr>
-              <w:t>」</w:t>
+              <w:t>「v1.0_IEC 60068_ENV_High Temperature Operation Test 作業規範」</w:t>
             </w:r>
           </w:p>
           <w:p>
@@ -3528,28 +3444,7 @@
               </w:rPr>
             </w:pPr>
             <w:r>
-              <w:rPr>
-                <w:rFonts w:ascii="標楷體" w:hAnsi="標楷體" w:cs="Arial" w:hint="eastAsia"/>
-                <w:sz w:val="24"/>
-                <w:szCs w:val="28"/>
-              </w:rPr>
-              <w:t>「</w:t>
-            </w:r>
-            <w:r>
-              <w:rPr>
-                <w:rFonts w:cs="Arial"/>
-                <w:sz w:val="24"/>
-                <w:szCs w:val="28"/>
-              </w:rPr>
-              <w:t>IEC 61850_ENV_Dry Heat Test Operational</w:t>
-            </w:r>
-            <w:r>
-              <w:rPr>
-                <w:rFonts w:ascii="標楷體" w:hAnsi="標楷體" w:cs="Arial" w:hint="eastAsia"/>
-                <w:sz w:val="24"/>
-                <w:szCs w:val="28"/>
-              </w:rPr>
-              <w:t>」</w:t>
+              <w:t>「v1.0_IEC 61850_ENV_Dry Heat Test Operational 作業規範」</w:t>
             </w:r>
           </w:p>
           <w:p>
@@ -3570,28 +3465,7 @@
               </w:rPr>
             </w:pPr>
             <w:r>
-              <w:rPr>
-                <w:rFonts w:ascii="標楷體" w:hAnsi="標楷體" w:cs="Arial" w:hint="eastAsia"/>
-                <w:sz w:val="24"/>
-                <w:szCs w:val="28"/>
-              </w:rPr>
-              <w:t>「</w:t>
-            </w:r>
-            <w:r>
-              <w:rPr>
-                <w:rFonts w:cs="Arial"/>
-                <w:sz w:val="24"/>
-                <w:szCs w:val="28"/>
-              </w:rPr>
-              <w:t>IEC 61850_ENV_Dry Heat Test Maximum Storage Temperature</w:t>
-            </w:r>
-            <w:r>
-              <w:rPr>
-                <w:rFonts w:ascii="標楷體" w:hAnsi="標楷體" w:cs="Arial" w:hint="eastAsia"/>
-                <w:sz w:val="24"/>
-                <w:szCs w:val="28"/>
-              </w:rPr>
-              <w:t>」</w:t>
+              <w:t>「v1.0_IEC 61850_ENV_Dry Heat Test Maximum Storage Temperature 作業規範」</w:t>
             </w:r>
           </w:p>
           <w:p>
@@ -3793,7 +3667,7 @@
               </w:rPr>
             </w:pPr>
             <w:r>
-              <w:t>「恆溫恆濕機_KSON_作業指導書(D Chamber)」</w:t>
+              <w:t>「恆溫恆濕機_KSON_D Chamber作業指導書」</w:t>
             </w:r>
           </w:p>
           <w:p>
@@ -3811,7 +3685,7 @@
               </w:rPr>
             </w:pPr>
             <w:r>
-              <w:t>「恆溫恆濕機_KSON_作業指導書(E,H,I Chamber)」</w:t>
+              <w:t>「v1.0_恆溫恆濕機_KSON_E_I Chamber作業指導書」</w:t>
             </w:r>
           </w:p>
           <w:p>
@@ -3829,7 +3703,7 @@
               </w:rPr>
             </w:pPr>
             <w:r>
-              <w:t>「恆溫恆濕機_KSON_作業指導書(Q Chamber)」</w:t>
+              <w:t>「v1.0_恆溫恆濕機_KSON_Q_U_S Chamber作業指導書」</w:t>
             </w:r>
           </w:p>
           <w:p>
@@ -3847,7 +3721,7 @@
               </w:rPr>
             </w:pPr>
             <w:r>
-              <w:t>「恆溫恆濕機_HITACHI_作業指導書(T Chamber)」</w:t>
+              <w:t>「v1.0_恆溫恆濕機_HITACHI_T Chamber作業指導書」</w:t>
             </w:r>
           </w:p>
           <w:p>
@@ -3868,28 +3742,7 @@
               </w:rPr>
             </w:pPr>
             <w:r>
-              <w:rPr>
-                <w:rFonts w:ascii="標楷體" w:hAnsi="標楷體" w:cs="Arial" w:hint="eastAsia"/>
-                <w:sz w:val="24"/>
-                <w:szCs w:val="28"/>
-              </w:rPr>
-              <w:t>「</w:t>
-            </w:r>
-            <w:r>
-              <w:rPr>
-                <w:rFonts w:cs="Arial"/>
-                <w:sz w:val="24"/>
-                <w:szCs w:val="28"/>
-              </w:rPr>
-              <w:t>IEC 60068_ENV_Low Temperature Power ON_OFF Test</w:t>
-            </w:r>
-            <w:r>
-              <w:rPr>
-                <w:rFonts w:ascii="標楷體" w:hAnsi="標楷體" w:cs="Arial" w:hint="eastAsia"/>
-                <w:sz w:val="24"/>
-                <w:szCs w:val="28"/>
-              </w:rPr>
-              <w:t>」</w:t>
+              <w:t>「v1.0_IEC 60068_ENV_Low Temperature Power ON_OFF Test 作業規範」</w:t>
             </w:r>
           </w:p>
           <w:p>
@@ -3910,28 +3763,7 @@
               </w:rPr>
             </w:pPr>
             <w:r>
-              <w:rPr>
-                <w:rFonts w:ascii="標楷體" w:hAnsi="標楷體" w:cs="Arial" w:hint="eastAsia"/>
-                <w:sz w:val="24"/>
-                <w:szCs w:val="28"/>
-              </w:rPr>
-              <w:t>「</w:t>
-            </w:r>
-            <w:r>
-              <w:rPr>
-                <w:rFonts w:cs="Arial"/>
-                <w:sz w:val="24"/>
-                <w:szCs w:val="28"/>
-              </w:rPr>
-              <w:t>IEC 60068_ENV_Low Temperature Storage Test</w:t>
-            </w:r>
-            <w:r>
-              <w:rPr>
-                <w:rFonts w:ascii="標楷體" w:hAnsi="標楷體" w:cs="Arial" w:hint="eastAsia"/>
-                <w:sz w:val="24"/>
-                <w:szCs w:val="28"/>
-              </w:rPr>
-              <w:t>」</w:t>
+              <w:t>「v1.0_IEC 60068_ENV_Low Temperature Storage Test 作業規範」</w:t>
             </w:r>
           </w:p>
           <w:p>
@@ -4036,28 +3868,7 @@
               </w:rPr>
             </w:pPr>
             <w:r>
-              <w:rPr>
-                <w:rFonts w:ascii="標楷體" w:hAnsi="標楷體" w:cs="Arial" w:hint="eastAsia"/>
-                <w:sz w:val="24"/>
-                <w:szCs w:val="28"/>
-              </w:rPr>
-              <w:t>「</w:t>
-            </w:r>
-            <w:r>
-              <w:rPr>
-                <w:rFonts w:cs="Arial"/>
-                <w:sz w:val="24"/>
-                <w:szCs w:val="28"/>
-              </w:rPr>
-              <w:t>IEC 61850_ENV_Cold Test Operational</w:t>
-            </w:r>
-            <w:r>
-              <w:rPr>
-                <w:rFonts w:ascii="標楷體" w:hAnsi="標楷體" w:cs="Arial" w:hint="eastAsia"/>
-                <w:sz w:val="24"/>
-                <w:szCs w:val="28"/>
-              </w:rPr>
-              <w:t>」</w:t>
+              <w:t>「v1.0_IEC 61850_ENV_Cold Test Operational 作業規範」</w:t>
             </w:r>
           </w:p>
           <w:p>
@@ -4078,28 +3889,7 @@
               </w:rPr>
             </w:pPr>
             <w:r>
-              <w:rPr>
-                <w:rFonts w:ascii="標楷體" w:hAnsi="標楷體" w:cs="Arial" w:hint="eastAsia"/>
-                <w:sz w:val="24"/>
-                <w:szCs w:val="28"/>
-              </w:rPr>
-              <w:t>「</w:t>
-            </w:r>
-            <w:r>
-              <w:rPr>
-                <w:rFonts w:cs="Arial"/>
-                <w:sz w:val="24"/>
-                <w:szCs w:val="28"/>
-              </w:rPr>
-              <w:t>IEC 61850_ENV_Cold Test Minimum Storage Temperature</w:t>
-            </w:r>
-            <w:r>
-              <w:rPr>
-                <w:rFonts w:ascii="標楷體" w:hAnsi="標楷體" w:cs="Arial" w:hint="eastAsia"/>
-                <w:sz w:val="24"/>
-                <w:szCs w:val="28"/>
-              </w:rPr>
-              <w:t>」</w:t>
+              <w:t>「v1.0_IEC 61850_ENV_Cold Test Minimum Storage Temperature 作業規範」</w:t>
             </w:r>
           </w:p>
           <w:p>
@@ -4318,7 +4108,7 @@
               </w:rPr>
             </w:pPr>
             <w:r>
-              <w:t>「恆溫恆濕機_KSON_作業指導書(D Chamber)」</w:t>
+              <w:t>「恆溫恆濕機_KSON_D Chamber作業指導書」</w:t>
             </w:r>
           </w:p>
           <w:p>
@@ -4336,7 +4126,7 @@
               </w:rPr>
             </w:pPr>
             <w:r>
-              <w:t>「恆溫恆濕機_KSON_作業指導書(E,H,I Chamber)」</w:t>
+              <w:t>「v1.0_恆溫恆濕機_KSON_E_I Chamber作業指導書」</w:t>
             </w:r>
           </w:p>
           <w:p>
@@ -4354,7 +4144,7 @@
               </w:rPr>
             </w:pPr>
             <w:r>
-              <w:t>「恆溫恆濕機_KSON_作業指導書(Q Chamber)」</w:t>
+              <w:t>「v1.0_恆溫恆濕機_KSON_Q_U_S Chamber作業指導書」</w:t>
             </w:r>
           </w:p>
           <w:p>
@@ -4372,7 +4162,7 @@
               </w:rPr>
             </w:pPr>
             <w:r>
-              <w:t>「恆溫恆濕機_HITACHI_作業指導書(T Chamber)」</w:t>
+              <w:t>「v1.0_恆溫恆濕機_HITACHI_T Chamber作業指導書」</w:t>
             </w:r>
           </w:p>
           <w:p>
@@ -4393,28 +4183,7 @@
               </w:rPr>
             </w:pPr>
             <w:r>
-              <w:rPr>
-                <w:rFonts w:ascii="標楷體" w:hAnsi="標楷體" w:cs="Arial" w:hint="eastAsia"/>
-                <w:sz w:val="24"/>
-                <w:szCs w:val="28"/>
-              </w:rPr>
-              <w:t>「</w:t>
-            </w:r>
-            <w:r>
-              <w:rPr>
-                <w:rFonts w:cs="Arial"/>
-                <w:sz w:val="24"/>
-                <w:szCs w:val="28"/>
-              </w:rPr>
-              <w:t>IEC 60068_ENV_Temperature Cycle Operation Test</w:t>
-            </w:r>
-            <w:r>
-              <w:rPr>
-                <w:rFonts w:ascii="標楷體" w:hAnsi="標楷體" w:cs="Arial" w:hint="eastAsia"/>
-                <w:sz w:val="24"/>
-                <w:szCs w:val="28"/>
-              </w:rPr>
-              <w:t>」</w:t>
+              <w:t>「v1.0_IEC 60068_ENV_Temperature Cycle Operation Test 作業規範」</w:t>
             </w:r>
           </w:p>
           <w:p>
@@ -4435,28 +4204,7 @@
               </w:rPr>
             </w:pPr>
             <w:r>
-              <w:rPr>
-                <w:rFonts w:ascii="標楷體" w:hAnsi="標楷體" w:cs="Arial" w:hint="eastAsia"/>
-                <w:sz w:val="24"/>
-                <w:szCs w:val="28"/>
-              </w:rPr>
-              <w:t>「</w:t>
-            </w:r>
-            <w:r>
-              <w:rPr>
-                <w:rFonts w:cs="Arial"/>
-                <w:sz w:val="24"/>
-                <w:szCs w:val="28"/>
-              </w:rPr>
-              <w:t>IEC 61850_ENV_Change of Temperature Test</w:t>
-            </w:r>
-            <w:r>
-              <w:rPr>
-                <w:rFonts w:ascii="標楷體" w:hAnsi="標楷體" w:cs="Arial" w:hint="eastAsia"/>
-                <w:sz w:val="24"/>
-                <w:szCs w:val="28"/>
-              </w:rPr>
-              <w:t>」</w:t>
+              <w:t>「v1.0_IEC 61850_ENV_Change of Temperature Test 作業規範」</w:t>
             </w:r>
           </w:p>
           <w:p>
@@ -4630,7 +4378,7 @@
               </w:rPr>
             </w:pPr>
             <w:r>
-              <w:t>「恆溫恆濕機_KSON_作業指導書(D Chamber)」</w:t>
+              <w:t>「恆溫恆濕機_KSON_D Chamber作業指導書」</w:t>
             </w:r>
           </w:p>
           <w:p>
@@ -4648,7 +4396,7 @@
               </w:rPr>
             </w:pPr>
             <w:r>
-              <w:t>「恆溫恆濕機_KSON_作業指導書(E,H,I Chamber)」</w:t>
+              <w:t>「v1.0_恆溫恆濕機_KSON_E_I Chamber作業指導書」</w:t>
             </w:r>
           </w:p>
           <w:p>
@@ -4666,7 +4414,7 @@
               </w:rPr>
             </w:pPr>
             <w:r>
-              <w:t>「恆溫恆濕機_KSON_作業指導書(Q Chamber)」</w:t>
+              <w:t>「v1.0_恆溫恆濕機_KSON_Q_U_S Chamber作業指導書」</w:t>
             </w:r>
           </w:p>
           <w:p>
@@ -4684,7 +4432,7 @@
               </w:rPr>
             </w:pPr>
             <w:r>
-              <w:t>「恆溫恆濕機_HITACHI_作業指導書(T Chamber)」</w:t>
+              <w:t>「v1.0_恆溫恆濕機_HITACHI_T Chamber作業指導書」</w:t>
             </w:r>
           </w:p>
           <w:p>
@@ -4958,36 +4706,7 @@
               </w:rPr>
             </w:pPr>
             <w:r>
-              <w:rPr>
-                <w:rFonts w:ascii="標楷體" w:hAnsi="標楷體" w:cs="Arial" w:hint="eastAsia"/>
-                <w:sz w:val="24"/>
-                <w:szCs w:val="28"/>
-              </w:rPr>
-              <w:t>「</w:t>
-            </w:r>
-            <w:r>
-              <w:rPr>
-                <w:rFonts w:cs="Arial" w:hint="eastAsia"/>
-                <w:sz w:val="24"/>
-                <w:szCs w:val="28"/>
-              </w:rPr>
-              <w:t>KDI_600KGF</w:t>
-            </w:r>
-            <w:r>
-              <w:rPr>
-                <w:rFonts w:cs="Arial" w:hint="eastAsia"/>
-                <w:sz w:val="24"/>
-                <w:szCs w:val="28"/>
-              </w:rPr>
-              <w:t>振動機操作作業手冊</w:t>
-            </w:r>
-            <w:r>
-              <w:rPr>
-                <w:rFonts w:ascii="標楷體" w:hAnsi="標楷體" w:cs="Arial" w:hint="eastAsia"/>
-                <w:sz w:val="24"/>
-                <w:szCs w:val="28"/>
-              </w:rPr>
-              <w:t>」</w:t>
+              <w:t>「v1.0_KDI_600 KGF 振動機作業指導書」</w:t>
             </w:r>
           </w:p>
           <w:p>
@@ -5008,36 +4727,7 @@
               </w:rPr>
             </w:pPr>
             <w:r>
-              <w:rPr>
-                <w:rFonts w:ascii="標楷體" w:hAnsi="標楷體" w:cs="Arial" w:hint="eastAsia"/>
-                <w:sz w:val="24"/>
-                <w:szCs w:val="28"/>
-              </w:rPr>
-              <w:t>「</w:t>
-            </w:r>
-            <w:r>
-              <w:rPr>
-                <w:rFonts w:cs="Arial" w:hint="eastAsia"/>
-                <w:sz w:val="24"/>
-                <w:szCs w:val="28"/>
-              </w:rPr>
-              <w:t>KDI_1000KGF</w:t>
-            </w:r>
-            <w:r>
-              <w:rPr>
-                <w:rFonts w:cs="Arial" w:hint="eastAsia"/>
-                <w:sz w:val="24"/>
-                <w:szCs w:val="28"/>
-              </w:rPr>
-              <w:t>振動機操作作業手冊</w:t>
-            </w:r>
-            <w:r>
-              <w:rPr>
-                <w:rFonts w:ascii="標楷體" w:hAnsi="標楷體" w:cs="Arial" w:hint="eastAsia"/>
-                <w:sz w:val="24"/>
-                <w:szCs w:val="28"/>
-              </w:rPr>
-              <w:t>」</w:t>
+              <w:t>「v1.0_KDI_1000 KGF 振動機作業指導書」</w:t>
             </w:r>
           </w:p>
           <w:p>
@@ -5058,28 +4748,7 @@
               </w:rPr>
             </w:pPr>
             <w:r>
-              <w:rPr>
-                <w:rFonts w:ascii="標楷體" w:hAnsi="標楷體" w:cs="Arial" w:hint="eastAsia"/>
-                <w:sz w:val="24"/>
-                <w:szCs w:val="28"/>
-              </w:rPr>
-              <w:t>「</w:t>
-            </w:r>
-            <w:r>
-              <w:rPr>
-                <w:rFonts w:cs="Arial"/>
-                <w:sz w:val="24"/>
-                <w:szCs w:val="28"/>
-              </w:rPr>
-              <w:t>IEC 60068_ME_Endurance(Sine Vib)</w:t>
-            </w:r>
-            <w:r>
-              <w:rPr>
-                <w:rFonts w:ascii="標楷體" w:hAnsi="標楷體" w:cs="Arial" w:hint="eastAsia"/>
-                <w:sz w:val="24"/>
-                <w:szCs w:val="28"/>
-              </w:rPr>
-              <w:t>」</w:t>
+              <w:t>「v1.0_IEC 60068_ME_Endurance(Sine Vib) 作業規範」</w:t>
             </w:r>
           </w:p>
           <w:p>
@@ -5100,28 +4769,7 @@
               </w:rPr>
             </w:pPr>
             <w:r>
-              <w:rPr>
-                <w:rFonts w:ascii="標楷體" w:hAnsi="標楷體" w:cs="Arial" w:hint="eastAsia"/>
-                <w:sz w:val="24"/>
-                <w:szCs w:val="28"/>
-              </w:rPr>
-              <w:t>「</w:t>
-            </w:r>
-            <w:r>
-              <w:rPr>
-                <w:rFonts w:cs="Arial"/>
-                <w:sz w:val="24"/>
-                <w:szCs w:val="28"/>
-              </w:rPr>
-              <w:t>ISTA 1A_ME_Package Vib Test</w:t>
-            </w:r>
-            <w:r>
-              <w:rPr>
-                <w:rFonts w:ascii="標楷體" w:hAnsi="標楷體" w:cs="Arial" w:hint="eastAsia"/>
-                <w:sz w:val="24"/>
-                <w:szCs w:val="28"/>
-              </w:rPr>
-              <w:t>」</w:t>
+              <w:t>「v1.0_ISTA 1A_ME_Package Vib Test 作業規範」</w:t>
             </w:r>
           </w:p>
           <w:p>
@@ -5142,28 +4790,7 @@
               </w:rPr>
             </w:pPr>
             <w:r>
-              <w:rPr>
-                <w:rFonts w:ascii="標楷體" w:hAnsi="標楷體" w:cs="Arial" w:hint="eastAsia"/>
-                <w:sz w:val="24"/>
-                <w:szCs w:val="28"/>
-              </w:rPr>
-              <w:t>「</w:t>
-            </w:r>
-            <w:r>
-              <w:rPr>
-                <w:rFonts w:cs="Arial"/>
-                <w:sz w:val="24"/>
-                <w:szCs w:val="28"/>
-              </w:rPr>
-              <w:t>IEC 60945_ME_Vibration(Sine Vib)</w:t>
-            </w:r>
-            <w:r>
-              <w:rPr>
-                <w:rFonts w:ascii="標楷體" w:hAnsi="標楷體" w:cs="Arial" w:hint="eastAsia"/>
-                <w:sz w:val="24"/>
-                <w:szCs w:val="28"/>
-              </w:rPr>
-              <w:t>」</w:t>
+              <w:t>「v1.0_IEC 60945_ME_Vibration(Sine Vib) 作業規範」</w:t>
             </w:r>
           </w:p>
           <w:p>
@@ -5184,28 +4811,7 @@
               </w:rPr>
             </w:pPr>
             <w:r>
-              <w:rPr>
-                <w:rFonts w:ascii="標楷體" w:hAnsi="標楷體" w:cs="Arial" w:hint="eastAsia"/>
-                <w:sz w:val="24"/>
-                <w:szCs w:val="28"/>
-              </w:rPr>
-              <w:t>「</w:t>
-            </w:r>
-            <w:r>
-              <w:rPr>
-                <w:rFonts w:cs="Arial"/>
-                <w:sz w:val="24"/>
-                <w:szCs w:val="28"/>
-              </w:rPr>
-              <w:t>IEC 61850_ME_Vibration resonance Test(Sine Vib)</w:t>
-            </w:r>
-            <w:r>
-              <w:rPr>
-                <w:rFonts w:ascii="標楷體" w:hAnsi="標楷體" w:cs="Arial" w:hint="eastAsia"/>
-                <w:sz w:val="24"/>
-                <w:szCs w:val="28"/>
-              </w:rPr>
-              <w:t>」</w:t>
+              <w:t>「v1.0_IEC 61850_ME_Vibration resonance Test(Sine Vib) 作業規範」</w:t>
             </w:r>
           </w:p>
           <w:p>
@@ -5226,28 +4832,7 @@
               </w:rPr>
             </w:pPr>
             <w:r>
-              <w:rPr>
-                <w:rFonts w:ascii="標楷體" w:hAnsi="標楷體" w:cs="Arial" w:hint="eastAsia"/>
-                <w:sz w:val="24"/>
-                <w:szCs w:val="28"/>
-              </w:rPr>
-              <w:t>「</w:t>
-            </w:r>
-            <w:r>
-              <w:rPr>
-                <w:rFonts w:cs="Arial"/>
-                <w:sz w:val="24"/>
-                <w:szCs w:val="28"/>
-              </w:rPr>
-              <w:t>IEC 61850_ME_Vibration endurance Test_(Sine Vib)</w:t>
-            </w:r>
-            <w:r>
-              <w:rPr>
-                <w:rFonts w:ascii="標楷體" w:hAnsi="標楷體" w:cs="Arial" w:hint="eastAsia"/>
-                <w:sz w:val="24"/>
-                <w:szCs w:val="28"/>
-              </w:rPr>
-              <w:t>」</w:t>
+              <w:t>「v1.0_IEC 61850_ME_Vibration endurance Test(Sine Vib) 作業規範」</w:t>
             </w:r>
           </w:p>
           <w:p>
@@ -5567,36 +5152,7 @@
               </w:rPr>
             </w:pPr>
             <w:r>
-              <w:rPr>
-                <w:rFonts w:ascii="標楷體" w:hAnsi="標楷體" w:cs="Arial" w:hint="eastAsia"/>
-                <w:sz w:val="24"/>
-                <w:szCs w:val="28"/>
-              </w:rPr>
-              <w:t>「</w:t>
-            </w:r>
-            <w:r>
-              <w:rPr>
-                <w:rFonts w:cs="Arial" w:hint="eastAsia"/>
-                <w:sz w:val="24"/>
-                <w:szCs w:val="28"/>
-              </w:rPr>
-              <w:t>KDI_600KGF</w:t>
-            </w:r>
-            <w:r>
-              <w:rPr>
-                <w:rFonts w:cs="Arial" w:hint="eastAsia"/>
-                <w:sz w:val="24"/>
-                <w:szCs w:val="28"/>
-              </w:rPr>
-              <w:t>振動機操作作業手冊</w:t>
-            </w:r>
-            <w:r>
-              <w:rPr>
-                <w:rFonts w:ascii="標楷體" w:hAnsi="標楷體" w:cs="Arial" w:hint="eastAsia"/>
-                <w:sz w:val="24"/>
-                <w:szCs w:val="28"/>
-              </w:rPr>
-              <w:t>」</w:t>
+              <w:t>「v1.0_KDI_600 KGF 振動機作業指導書」</w:t>
             </w:r>
           </w:p>
           <w:p>
@@ -5617,37 +5173,7 @@
               </w:rPr>
             </w:pPr>
             <w:r>
-              <w:rPr>
-                <w:rFonts w:ascii="標楷體" w:hAnsi="標楷體" w:cs="Arial" w:hint="eastAsia"/>
-                <w:sz w:val="24"/>
-                <w:szCs w:val="28"/>
-              </w:rPr>
-              <w:lastRenderedPageBreak/>
-              <w:t>「</w:t>
-            </w:r>
-            <w:r>
-              <w:rPr>
-                <w:rFonts w:cs="Arial" w:hint="eastAsia"/>
-                <w:sz w:val="24"/>
-                <w:szCs w:val="28"/>
-              </w:rPr>
-              <w:t>KDI_1000KGF</w:t>
-            </w:r>
-            <w:r>
-              <w:rPr>
-                <w:rFonts w:cs="Arial" w:hint="eastAsia"/>
-                <w:sz w:val="24"/>
-                <w:szCs w:val="28"/>
-              </w:rPr>
-              <w:t>振動機操作作業手冊</w:t>
-            </w:r>
-            <w:r>
-              <w:rPr>
-                <w:rFonts w:ascii="標楷體" w:hAnsi="標楷體" w:cs="Arial" w:hint="eastAsia"/>
-                <w:sz w:val="24"/>
-                <w:szCs w:val="28"/>
-              </w:rPr>
-              <w:t>」</w:t>
+              <w:t>「v1.0_KDI_1000 KGF 振動機作業指導書」</w:t>
             </w:r>
           </w:p>
           <w:p>
@@ -5710,28 +5236,7 @@
               </w:rPr>
             </w:pPr>
             <w:r>
-              <w:rPr>
-                <w:rFonts w:ascii="標楷體" w:hAnsi="標楷體" w:cs="Arial" w:hint="eastAsia"/>
-                <w:sz w:val="24"/>
-                <w:szCs w:val="28"/>
-              </w:rPr>
-              <w:t>「</w:t>
-            </w:r>
-            <w:r>
-              <w:rPr>
-                <w:rFonts w:cs="Arial"/>
-                <w:sz w:val="24"/>
-                <w:szCs w:val="28"/>
-              </w:rPr>
-              <w:t>IEC 60068_ME_Random test(Rand Vib)</w:t>
-            </w:r>
-            <w:r>
-              <w:rPr>
-                <w:rFonts w:ascii="標楷體" w:hAnsi="標楷體" w:cs="Arial" w:hint="eastAsia"/>
-                <w:sz w:val="24"/>
-                <w:szCs w:val="28"/>
-              </w:rPr>
-              <w:t>」</w:t>
+              <w:t>「v1.0_IEC 60068_ME_Random test(Rand Vib) 作業規範」</w:t>
             </w:r>
           </w:p>
           <w:p>
@@ -6024,36 +5529,7 @@
               </w:rPr>
             </w:pPr>
             <w:r>
-              <w:rPr>
-                <w:rFonts w:ascii="標楷體" w:hAnsi="標楷體" w:cs="Arial" w:hint="eastAsia"/>
-                <w:sz w:val="24"/>
-                <w:szCs w:val="28"/>
-              </w:rPr>
-              <w:t>「</w:t>
-            </w:r>
-            <w:r>
-              <w:rPr>
-                <w:rFonts w:cs="Arial"/>
-                <w:sz w:val="24"/>
-                <w:szCs w:val="28"/>
-              </w:rPr>
-              <w:t>KDI_600KGF</w:t>
-            </w:r>
-            <w:r>
-              <w:rPr>
-                <w:rFonts w:cs="Arial"/>
-                <w:sz w:val="24"/>
-                <w:szCs w:val="28"/>
-              </w:rPr>
-              <w:t>振動機操作作業手冊</w:t>
-            </w:r>
-            <w:r>
-              <w:rPr>
-                <w:rFonts w:ascii="標楷體" w:hAnsi="標楷體" w:cs="Arial" w:hint="eastAsia"/>
-                <w:sz w:val="24"/>
-                <w:szCs w:val="28"/>
-              </w:rPr>
-              <w:t>」</w:t>
+              <w:t>「v1.0_KDI_600 KGF 振動機作業指導書」</w:t>
             </w:r>
           </w:p>
           <w:p>
@@ -6074,36 +5550,7 @@
               </w:rPr>
             </w:pPr>
             <w:r>
-              <w:rPr>
-                <w:rFonts w:ascii="標楷體" w:hAnsi="標楷體" w:cs="Arial" w:hint="eastAsia"/>
-                <w:sz w:val="24"/>
-                <w:szCs w:val="28"/>
-              </w:rPr>
-              <w:t>「</w:t>
-            </w:r>
-            <w:r>
-              <w:rPr>
-                <w:rFonts w:cs="Arial"/>
-                <w:sz w:val="24"/>
-                <w:szCs w:val="28"/>
-              </w:rPr>
-              <w:t>KDI_1000KGF</w:t>
-            </w:r>
-            <w:r>
-              <w:rPr>
-                <w:rFonts w:cs="Arial"/>
-                <w:sz w:val="24"/>
-                <w:szCs w:val="28"/>
-              </w:rPr>
-              <w:t>振動機操作作業手冊</w:t>
-            </w:r>
-            <w:r>
-              <w:rPr>
-                <w:rFonts w:ascii="標楷體" w:hAnsi="標楷體" w:cs="Arial" w:hint="eastAsia"/>
-                <w:sz w:val="24"/>
-                <w:szCs w:val="28"/>
-              </w:rPr>
-              <w:t>」</w:t>
+              <w:t>「v1.0_KDI_1000 KGF 振動機作業指導書」</w:t>
             </w:r>
           </w:p>
           <w:p>
@@ -6124,28 +5571,7 @@
               </w:rPr>
             </w:pPr>
             <w:r>
-              <w:rPr>
-                <w:rFonts w:ascii="標楷體" w:hAnsi="標楷體" w:cs="Arial" w:hint="eastAsia"/>
-                <w:sz w:val="24"/>
-                <w:szCs w:val="28"/>
-              </w:rPr>
-              <w:t>「</w:t>
-            </w:r>
-            <w:r>
-              <w:rPr>
-                <w:rFonts w:cs="Arial"/>
-                <w:sz w:val="24"/>
-                <w:szCs w:val="28"/>
-              </w:rPr>
-              <w:t>IEC 60068_ME_Shock Test(Half sine)</w:t>
-            </w:r>
-            <w:r>
-              <w:rPr>
-                <w:rFonts w:ascii="標楷體" w:hAnsi="標楷體" w:cs="Arial" w:hint="eastAsia"/>
-                <w:sz w:val="24"/>
-                <w:szCs w:val="28"/>
-              </w:rPr>
-              <w:t>」</w:t>
+              <w:t>「v1.0_IEC 60068_ME_Shock Test(Half sine) 作業規範」</w:t>
             </w:r>
           </w:p>
           <w:p>
@@ -6208,28 +5634,7 @@
               </w:rPr>
             </w:pPr>
             <w:r>
-              <w:rPr>
-                <w:rFonts w:ascii="標楷體" w:hAnsi="標楷體" w:cs="Arial" w:hint="eastAsia"/>
-                <w:sz w:val="24"/>
-                <w:szCs w:val="28"/>
-              </w:rPr>
-              <w:t>「</w:t>
-            </w:r>
-            <w:r>
-              <w:rPr>
-                <w:rFonts w:cs="Arial"/>
-                <w:sz w:val="24"/>
-                <w:szCs w:val="28"/>
-              </w:rPr>
-              <w:t>IEC 61850_ME_Shock response Test(Half sine)</w:t>
-            </w:r>
-            <w:r>
-              <w:rPr>
-                <w:rFonts w:ascii="標楷體" w:hAnsi="標楷體" w:cs="Arial" w:hint="eastAsia"/>
-                <w:sz w:val="24"/>
-                <w:szCs w:val="28"/>
-              </w:rPr>
-              <w:t xml:space="preserve">」 </w:t>
+              <w:t xml:space="preserve">「v1.0_IEC 61850_ME_Shock response Test(Half sine) 作業規範」 </w:t>
             </w:r>
           </w:p>
           <w:p>
@@ -6250,46 +5655,7 @@
               </w:rPr>
             </w:pPr>
             <w:r>
-              <w:rPr>
-                <w:rFonts w:ascii="標楷體" w:hAnsi="標楷體" w:cs="Arial" w:hint="eastAsia"/>
-                <w:sz w:val="24"/>
-                <w:szCs w:val="28"/>
-              </w:rPr>
-              <w:t>「</w:t>
-            </w:r>
-            <w:r>
-              <w:rPr>
-                <w:rFonts w:cs="Arial"/>
-                <w:sz w:val="24"/>
-                <w:szCs w:val="28"/>
-              </w:rPr>
-              <w:t xml:space="preserve">IEC 61850_ME_Shock </w:t>
-            </w:r>
-            <w:proofErr w:type="spellStart"/>
-            <w:r>
-              <w:rPr>
-                <w:rFonts w:cs="Arial"/>
-                <w:sz w:val="24"/>
-                <w:szCs w:val="28"/>
-              </w:rPr>
-              <w:t>WithStand</w:t>
-            </w:r>
-            <w:proofErr w:type="spellEnd"/>
-            <w:r>
-              <w:rPr>
-                <w:rFonts w:cs="Arial"/>
-                <w:sz w:val="24"/>
-                <w:szCs w:val="28"/>
-              </w:rPr>
-              <w:t xml:space="preserve"> Test(Half sine)</w:t>
-            </w:r>
-            <w:r>
-              <w:rPr>
-                <w:rFonts w:ascii="標楷體" w:hAnsi="標楷體" w:cs="Arial" w:hint="eastAsia"/>
-                <w:sz w:val="24"/>
-                <w:szCs w:val="28"/>
-              </w:rPr>
-              <w:t>」</w:t>
+              <w:t>「v1.0_IEC 61850_ME_Shock WithStand Test(Half sine) 作業規範」</w:t>
             </w:r>
           </w:p>
           <w:p>
@@ -6539,28 +5905,7 @@
               </w:rPr>
             </w:pPr>
             <w:r>
-              <w:rPr>
-                <w:rFonts w:cs="Arial"/>
-                <w:sz w:val="24"/>
-                <w:szCs w:val="28"/>
-              </w:rPr>
-              <w:t>「</w:t>
-            </w:r>
-            <w:r>
-              <w:rPr>
-                <w:rFonts w:cs="Arial"/>
-                <w:sz w:val="24"/>
-                <w:szCs w:val="28"/>
-              </w:rPr>
-              <w:t>KD-128</w:t>
-            </w:r>
-            <w:r>
-              <w:rPr>
-                <w:rFonts w:cs="Arial"/>
-                <w:sz w:val="24"/>
-                <w:szCs w:val="28"/>
-              </w:rPr>
-              <w:t>落下機操作作業手冊」</w:t>
+              <w:t>「v1.0_KD-128 落下機作業指導書」</w:t>
             </w:r>
           </w:p>
           <w:p>
@@ -6582,28 +5927,7 @@
               </w:rPr>
             </w:pPr>
             <w:r>
-              <w:rPr>
-                <w:rFonts w:eastAsia="標楷體" w:cs="Arial"/>
-                <w:sz w:val="24"/>
-                <w:szCs w:val="28"/>
-              </w:rPr>
-              <w:t>「</w:t>
-            </w:r>
-            <w:r>
-              <w:rPr>
-                <w:rFonts w:eastAsia="標楷體" w:cs="Arial"/>
-                <w:sz w:val="24"/>
-                <w:szCs w:val="28"/>
-              </w:rPr>
-              <w:t>ISTA 1A_ME_Package Drop Test</w:t>
-            </w:r>
-            <w:r>
-              <w:rPr>
-                <w:rFonts w:eastAsia="標楷體" w:cs="Arial"/>
-                <w:sz w:val="24"/>
-                <w:szCs w:val="28"/>
-              </w:rPr>
-              <w:t>」</w:t>
+              <w:t>「v1.0_ISTA 1A_ME_Package Drop Test 作業規範」</w:t>
             </w:r>
           </w:p>
           <w:p>
@@ -6781,36 +6105,7 @@
               </w:rPr>
             </w:pPr>
             <w:r>
-              <w:rPr>
-                <w:rFonts w:ascii="標楷體" w:hAnsi="標楷體" w:cs="Arial" w:hint="eastAsia"/>
-                <w:sz w:val="24"/>
-                <w:szCs w:val="28"/>
-              </w:rPr>
-              <w:t>「</w:t>
-            </w:r>
-            <w:r>
-              <w:rPr>
-                <w:rFonts w:cs="Arial"/>
-                <w:sz w:val="24"/>
-                <w:szCs w:val="28"/>
-              </w:rPr>
-              <w:t>TMJ</w:t>
-            </w:r>
-            <w:r>
-              <w:rPr>
-                <w:rFonts w:cs="Arial"/>
-                <w:sz w:val="24"/>
-                <w:szCs w:val="28"/>
-              </w:rPr>
-              <w:t>特大型鹽水噴霧試驗機操作作業手冊</w:t>
-            </w:r>
-            <w:r>
-              <w:rPr>
-                <w:rFonts w:ascii="標楷體" w:hAnsi="標楷體" w:cs="Arial" w:hint="eastAsia"/>
-                <w:sz w:val="24"/>
-                <w:szCs w:val="28"/>
-              </w:rPr>
-              <w:t>」</w:t>
+              <w:t>「v1.0_TMJ 特大型鹽水噴霧試驗機作業指導書」</w:t>
             </w:r>
           </w:p>
           <w:p>
@@ -7206,36 +6501,7 @@
               </w:rPr>
             </w:pPr>
             <w:r>
-              <w:rPr>
-                <w:rFonts w:ascii="標楷體" w:hAnsi="標楷體" w:cs="Arial" w:hint="eastAsia"/>
-                <w:sz w:val="24"/>
-                <w:szCs w:val="28"/>
-              </w:rPr>
-              <w:t>「</w:t>
-            </w:r>
-            <w:r>
-              <w:rPr>
-                <w:rFonts w:cs="Arial"/>
-                <w:sz w:val="24"/>
-                <w:szCs w:val="28"/>
-              </w:rPr>
-              <w:t xml:space="preserve">IP30_IP40 </w:t>
-            </w:r>
-            <w:r>
-              <w:rPr>
-                <w:rFonts w:cs="Arial"/>
-                <w:sz w:val="24"/>
-                <w:szCs w:val="28"/>
-              </w:rPr>
-              <w:t>操作作業手冊</w:t>
-            </w:r>
-            <w:r>
-              <w:rPr>
-                <w:rFonts w:ascii="標楷體" w:hAnsi="標楷體" w:cs="Arial" w:hint="eastAsia"/>
-                <w:sz w:val="24"/>
-                <w:szCs w:val="28"/>
-              </w:rPr>
-              <w:t>」</w:t>
+              <w:t>「v1.0_IP30_IP40 作業指導書」</w:t>
             </w:r>
           </w:p>
           <w:p>
@@ -7256,28 +6522,7 @@
               </w:rPr>
             </w:pPr>
             <w:r>
-              <w:rPr>
-                <w:rFonts w:ascii="標楷體" w:hAnsi="標楷體" w:cs="Arial" w:hint="eastAsia"/>
-                <w:sz w:val="24"/>
-                <w:szCs w:val="28"/>
-              </w:rPr>
-              <w:t>「</w:t>
-            </w:r>
-            <w:r>
-              <w:rPr>
-                <w:rFonts w:cs="Arial"/>
-                <w:sz w:val="24"/>
-                <w:szCs w:val="28"/>
-              </w:rPr>
-              <w:t>IEC 60529_ME_Ingress Protection Test</w:t>
-            </w:r>
-            <w:r>
-              <w:rPr>
-                <w:rFonts w:ascii="標楷體" w:hAnsi="標楷體" w:cs="Arial" w:hint="eastAsia"/>
-                <w:sz w:val="24"/>
-                <w:szCs w:val="28"/>
-              </w:rPr>
-              <w:t>」</w:t>
+              <w:t>「v1.0_IEC 60529_ME_Ingress Protection Test 作業規範」</w:t>
             </w:r>
           </w:p>
           <w:p>
@@ -8193,7 +7438,7 @@
         </w:numPr>
       </w:pPr>
       <w:r>
-        <w:t>恆溫恆濕機_KSON_作業指導書(D Chamber) (HQ-PD-W-233)</w:t>
+        <w:t>恆溫恆濕機_KSON_D Chamber作業指導書 (HQ-PD-W-233)</w:t>
       </w:r>
     </w:p>
     <w:p>
@@ -8204,7 +7449,7 @@
         </w:numPr>
       </w:pPr>
       <w:r>
-        <w:t>恆溫恆濕機_KSON_作業指導書(E,H,I Chamber) (HQ-PD-W-237)</w:t>
+        <w:t>v1.0_恆溫恆濕機_KSON_E_I Chamber作業指導書 (HQ-PD-W-237)</w:t>
       </w:r>
     </w:p>
     <w:p>
@@ -8215,7 +7460,7 @@
         </w:numPr>
       </w:pPr>
       <w:r>
-        <w:t>恆溫恆濕機_KSON_作業指導書(Q Chamber) (HQ-PD-W-238)</w:t>
+        <w:t>v1.0_恆溫恆濕機_KSON_Q_U_S Chamber作業指導書 (HQ-PD-W-238)</w:t>
       </w:r>
     </w:p>
     <w:p>
@@ -8226,7 +7471,7 @@
         </w:numPr>
       </w:pPr>
       <w:r>
-        <w:t>恆溫恆濕機_HITACHI_作業指導書(T Chamber) (HQ-PD-W-239)</w:t>
+        <w:t>v1.0_恆溫恆濕機_HITACHI_T Chamber作業指導書 (HQ-PD-W-239)</w:t>
       </w:r>
     </w:p>
     <w:p>
@@ -8237,7 +7482,7 @@
         </w:numPr>
       </w:pPr>
       <w:r>
-        <w:t>KDI_600KGF振動機操作作業手冊 (HQ-PD-W-250)</w:t>
+        <w:t>v1.0_KDI_600 KGF 振動機作業指導書 (HQ-PD-W-250)</w:t>
       </w:r>
     </w:p>
     <w:p>
@@ -8248,7 +7493,7 @@
         </w:numPr>
       </w:pPr>
       <w:r>
-        <w:t>KDI_1000KGF振動機操作作業手冊 (HQ-PD-W-249)</w:t>
+        <w:t>v1.0_KDI_1000 KGF 振動機作業指導書 (HQ-PD-W-249)</w:t>
       </w:r>
     </w:p>
     <w:p>
@@ -8259,7 +7504,7 @@
         </w:numPr>
       </w:pPr>
       <w:r>
-        <w:t>KD-128落下機操作作業手冊 (HQ-PD-W-248)</w:t>
+        <w:t>v1.0_KD-128 落下機作業指導書 (HQ-PD-W-248)</w:t>
       </w:r>
     </w:p>
     <w:p>
@@ -8270,7 +7515,7 @@
         </w:numPr>
       </w:pPr>
       <w:r>
-        <w:t>TMJ特大型鹽水噴霧試驗機操作作業手冊 (HQ-PD-W-247)</w:t>
+        <w:t>v1.0_TMJ 特大型鹽水噴霧試驗機作業指導書 (HQ-PD-W-247)</w:t>
       </w:r>
     </w:p>
     <w:p>
@@ -8281,7 +7526,7 @@
         </w:numPr>
       </w:pPr>
       <w:r>
-        <w:t>IP30_IP40 操作作業手冊 (HQ-PD-W-246)</w:t>
+        <w:t>v1.0_IP30_IP40 作業指導書 (HQ-PD-W-246)</w:t>
       </w:r>
     </w:p>
     <w:p>
@@ -8292,7 +7537,7 @@
         </w:numPr>
       </w:pPr>
       <w:r>
-        <w:t>IEC 60068_ENV_Temperature Cycle Operation Test (HQ-PD-W-286)</w:t>
+        <w:t>v1.0_IEC 60068_ENV_Temperature Cycle Operation Test 作業規範 (HQ-PD-W-286)</w:t>
       </w:r>
     </w:p>
     <w:p>
@@ -8303,7 +7548,7 @@
         </w:numPr>
       </w:pPr>
       <w:r>
-        <w:t>IEC 60068_ENV_High Temperature High Humidity Operation Test (HQ-PD-W-288)</w:t>
+        <w:t>v1.0_IEC 60068_ENV_High Temperature High Humidity Operation Test 作業規範 (HQ-PD-W-288)</w:t>
       </w:r>
     </w:p>
     <w:p>
@@ -8314,7 +7559,7 @@
         </w:numPr>
       </w:pPr>
       <w:r>
-        <w:t>IEC 60068_ENV_High Temperature Operation Test (HQ-PD-W-283)</w:t>
+        <w:t>v1.0_IEC 60068_ENV_High Temperature Operation Test 作業規範 (HQ-PD-W-283)</w:t>
       </w:r>
     </w:p>
     <w:p>
@@ -8325,7 +7570,7 @@
         </w:numPr>
       </w:pPr>
       <w:r>
-        <w:t>IEC 60068_ENV_Low Temperature Power ON_OFF Test (HQ-PD-W-285)</w:t>
+        <w:t>v1.0_IEC 60068_ENV_Low Temperature Power ON_OFF Test 作業規範 (HQ-PD-W-285)</w:t>
       </w:r>
     </w:p>
     <w:p>
@@ -8336,7 +7581,7 @@
         </w:numPr>
       </w:pPr>
       <w:r>
-        <w:t>IEC 60068_ENV_Low Temperature Storage Test (HQ-PD-W-259)</w:t>
+        <w:t>v1.0_IEC 60068_ENV_Low Temperature Storage Test 作業規範 (HQ-PD-W-259)</w:t>
       </w:r>
     </w:p>
     <w:p>
@@ -8347,7 +7592,7 @@
         </w:numPr>
       </w:pPr>
       <w:r>
-        <w:t>IEC 60068_ENV_High Temperature High Humidity Storage Test (HQ-PD-W-258)</w:t>
+        <w:t>v1.0_IEC 60068_ENV_High Temperature High Humidity Storage Test 作業規範 (HQ-PD-W-258)</w:t>
       </w:r>
     </w:p>
     <w:p>
@@ -8358,7 +7603,7 @@
         </w:numPr>
       </w:pPr>
       <w:r>
-        <w:t>IEC 60068_ME_Endurance(Sine Vib) (HQ-PD-W-232)</w:t>
+        <w:t>v1.0_IEC 60068_ME_Endurance(Sine Vib) 作業規範 (HQ-PD-W-232)</w:t>
       </w:r>
     </w:p>
     <w:p>
@@ -8369,7 +7614,7 @@
         </w:numPr>
       </w:pPr>
       <w:r>
-        <w:t>IEC 60068_ME_Random test(Rand Vib) (HQ-PD-W-253)</w:t>
+        <w:t>v1.0_IEC 60068_ME_Random test(Rand Vib) 作業規範 (HQ-PD-W-253)</w:t>
       </w:r>
     </w:p>
     <w:p>
@@ -8380,7 +7625,7 @@
         </w:numPr>
       </w:pPr>
       <w:r>
-        <w:t>IEC 60068_ME_Shock Test(Half sine) (HQ-PD-W-230)</w:t>
+        <w:t>v1.0_IEC 60068_ME_Shock Test(Half sine) 作業規範 (HQ-PD-W-230)</w:t>
       </w:r>
     </w:p>
     <w:p>
@@ -8457,7 +7702,7 @@
         </w:numPr>
       </w:pPr>
       <w:r>
-        <w:t>IEC 60945_ME_Vibration(Sine Vib) (HQ-PD-W-265)</w:t>
+        <w:t>v1.0_IEC 60945_ME_Vibration(Sine Vib) 作業規範 (HQ-PD-W-265)</w:t>
       </w:r>
     </w:p>
     <w:p>
@@ -8612,7 +7857,7 @@
         </w:numPr>
       </w:pPr>
       <w:r>
-        <w:t>IEC 61850_ENV_Dry Heat Test Operational (HQ-PD-W-278)</w:t>
+        <w:t>v1.0_IEC 61850_ENV_Dry Heat Test Operational 作業規範 (HQ-PD-W-278)</w:t>
       </w:r>
     </w:p>
     <w:p>
@@ -8623,7 +7868,7 @@
         </w:numPr>
       </w:pPr>
       <w:r>
-        <w:t>IEC 61850_ENV_Change of Temperature Test (HQ-PD-W-272)</w:t>
+        <w:t>v1.0_IEC 61850_ENV_Change of Temperature Test 作業規範 (HQ-PD-W-272)</w:t>
       </w:r>
     </w:p>
     <w:p>
@@ -8634,7 +7879,7 @@
         </w:numPr>
       </w:pPr>
       <w:r>
-        <w:t>IEC 61850_ENV_Cold Test Minimum Storage Temperature (HQ-PD-W-273)</w:t>
+        <w:t>v1.0_IEC 61850_ENV_Cold Test Minimum Storage Temperature 作業規範 (HQ-PD-W-273)</w:t>
       </w:r>
     </w:p>
     <w:p>
@@ -8645,7 +7890,7 @@
         </w:numPr>
       </w:pPr>
       <w:r>
-        <w:t>IEC 61850_ENV_Cold Test Operational (HQ-PD-W-274)</w:t>
+        <w:t>v1.0_IEC 61850_ENV_Cold Test Operational 作業規範 (HQ-PD-W-274)</w:t>
       </w:r>
     </w:p>
     <w:p>
@@ -8656,7 +7901,7 @@
         </w:numPr>
       </w:pPr>
       <w:r>
-        <w:t>IEC 61850_ENV_Damp Heat Cyclic Test (HQ-PD-W-275)</w:t>
+        <w:t>v1.0_IEC 61850_ENV_Damp Heat Cyclic Test 作業規範 (HQ-PD-W-275)</w:t>
       </w:r>
     </w:p>
     <w:p>
@@ -8667,7 +7912,7 @@
         </w:numPr>
       </w:pPr>
       <w:r>
-        <w:t>IEC 61850_ENV_Damp Heat Steady State (HQ-PD-W-276)</w:t>
+        <w:t>v1.0_IEC 61850_ENV_Damp Heat Steady State 作業規範 (HQ-PD-W-276)</w:t>
       </w:r>
     </w:p>
     <w:p>
@@ -8678,7 +7923,7 @@
         </w:numPr>
       </w:pPr>
       <w:r>
-        <w:t>IEC 61850_ENV_Dry Heat Test Maximum Storage Temperature (HQ-PD-W-277)</w:t>
+        <w:t>v1.0_IEC 61850_ENV_Dry Heat Test Maximum Storage Temperature 作業規範 (HQ-PD-W-277)</w:t>
       </w:r>
     </w:p>
     <w:p>
@@ -8689,7 +7934,7 @@
         </w:numPr>
       </w:pPr>
       <w:r>
-        <w:t>IEC 61850_ME_Vibration resonance Test(Sine Vib) (HQ-PD-W-271)</w:t>
+        <w:t>v1.0_IEC 61850_ME_Vibration resonance Test(Sine Vib) 作業規範 (HQ-PD-W-271)</w:t>
       </w:r>
     </w:p>
     <w:p>
@@ -8700,7 +7945,7 @@
         </w:numPr>
       </w:pPr>
       <w:r>
-        <w:t>IEC 61850_ME_Vibration endurance Test_(Sine Vib) (HQ-PD-W-270)</w:t>
+        <w:t>v1.0_IEC 61850_ME_Vibration endurance Test(Sine Vib) 作業規範 (HQ-PD-W-270)</w:t>
       </w:r>
     </w:p>
     <w:p>
@@ -8711,7 +7956,7 @@
         </w:numPr>
       </w:pPr>
       <w:r>
-        <w:t>IEC 61850_ME_Shock response Test(Half sine) (HQ-PD-W-268)</w:t>
+        <w:t>v1.0_IEC 61850_ME_Shock response Test(Half sine) 作業規範 (HQ-PD-W-268)</w:t>
       </w:r>
     </w:p>
     <w:p>
@@ -8722,7 +7967,7 @@
         </w:numPr>
       </w:pPr>
       <w:r>
-        <w:t>IEC 61850_ME_Shock WithStand Test(Half sine) (HQ-PD-W-269)</w:t>
+        <w:t>v1.0_IEC 61850_ME_Shock WithStand Test(Half sine) 作業規範 (HQ-PD-W-269)</w:t>
       </w:r>
     </w:p>
     <w:p>
@@ -8799,7 +8044,7 @@
         </w:numPr>
       </w:pPr>
       <w:r>
-        <w:t>IEC 60529_ME_Ingress Protection Test (HQ-PD-W-287)</w:t>
+        <w:t>v1.0_IEC 60529_ME_Ingress Protection Test 作業規範 (HQ-PD-W-287)</w:t>
       </w:r>
     </w:p>
     <w:p>
@@ -8826,7 +8071,7 @@
         </w:numPr>
       </w:pPr>
       <w:r>
-        <w:t>ISTA 1A_ME_Package Drop Test (HQ-PD-W-260)</w:t>
+        <w:t>v1.0_ISTA 1A_ME_Package Drop Test 作業規範 (HQ-PD-W-260)</w:t>
       </w:r>
     </w:p>
     <w:p>
@@ -8837,7 +8082,7 @@
         </w:numPr>
       </w:pPr>
       <w:r>
-        <w:t>ISTA 1A_ME_Package Vib Test (HQ-PD-W-261)</w:t>
+        <w:t>v1.0_ISTA 1A_ME_Package Vib Test 作業規範 (HQ-PD-W-261)</w:t>
       </w:r>
     </w:p>
     <w:p>

--- a/HQ-PD-P-038_v1.1_實驗室測試方法管理程序_更新版.docx
+++ b/HQ-PD-P-038_v1.1_實驗室測試方法管理程序_更新版.docx
@@ -7712,18 +7712,7 @@
           <w:numId w:val="48"/>
         </w:numPr>
       </w:pPr>
-      <w:r>
-        <w:t>EN 50155_ENV_Cyclic Damp Heat Test</w:t>
-      </w:r>
-      <w:r>
-        <w:t xml:space="preserve"> (</w:t>
-      </w:r>
-      <w:r>
-        <w:t>HQ-PD.497</w:t>
-      </w:r>
-      <w:r>
-        <w:t>)</w:t>
-      </w:r>
+      <w:r/>
     </w:p>
     <w:p>
       <w:pPr>
@@ -7732,18 +7721,7 @@
           <w:numId w:val="48"/>
         </w:numPr>
       </w:pPr>
-      <w:r>
-        <w:t>EN 50155_ENV_Dry Heat Thermal Test</w:t>
-      </w:r>
-      <w:r>
-        <w:t xml:space="preserve"> (</w:t>
-      </w:r>
-      <w:r>
-        <w:t>HQ-PD.49</w:t>
-      </w:r>
-      <w:r>
-        <w:t>8)</w:t>
-      </w:r>
+      <w:r/>
     </w:p>
     <w:p>
       <w:pPr>
@@ -7752,18 +7730,7 @@
           <w:numId w:val="48"/>
         </w:numPr>
       </w:pPr>
-      <w:r>
-        <w:t>EN 50155_ENV_Low Temperature Start-up Test</w:t>
-      </w:r>
-      <w:r>
-        <w:t xml:space="preserve"> (</w:t>
-      </w:r>
-      <w:r>
-        <w:t>HQ-PD.49</w:t>
-      </w:r>
-      <w:r>
-        <w:t>9)</w:t>
-      </w:r>
+      <w:r/>
     </w:p>
     <w:p>
       <w:pPr>
@@ -7772,26 +7739,7 @@
           <w:numId w:val="48"/>
         </w:numPr>
       </w:pPr>
-      <w:r>
-        <w:t xml:space="preserve">EN 50155_ME_LongLife </w:t>
-      </w:r>
-      <w:proofErr w:type="gramStart"/>
-      <w:r>
-        <w:t>Test(</w:t>
-      </w:r>
-      <w:proofErr w:type="gramEnd"/>
-      <w:r>
-        <w:t>Rand Vib)</w:t>
-      </w:r>
-      <w:r>
-        <w:t xml:space="preserve"> (</w:t>
-      </w:r>
-      <w:r>
-        <w:t>HQ-PD.</w:t>
-      </w:r>
-      <w:r>
-        <w:t>500)</w:t>
-      </w:r>
+      <w:r/>
     </w:p>
     <w:p>
       <w:pPr>
@@ -7800,26 +7748,7 @@
           <w:numId w:val="48"/>
         </w:numPr>
       </w:pPr>
-      <w:r>
-        <w:t xml:space="preserve">EN 50155_ME_Shock </w:t>
-      </w:r>
-      <w:proofErr w:type="gramStart"/>
-      <w:r>
-        <w:t>Testing(</w:t>
-      </w:r>
-      <w:proofErr w:type="gramEnd"/>
-      <w:r>
-        <w:t>Half sine)</w:t>
-      </w:r>
-      <w:r>
-        <w:t xml:space="preserve"> (</w:t>
-      </w:r>
-      <w:r>
-        <w:t>HQ-PD.</w:t>
-      </w:r>
-      <w:r>
-        <w:t>501)</w:t>
-      </w:r>
+      <w:r/>
     </w:p>
     <w:p>
       <w:pPr>
@@ -7828,26 +7757,7 @@
           <w:numId w:val="48"/>
         </w:numPr>
       </w:pPr>
-      <w:r>
-        <w:t xml:space="preserve">EN 50155_ME_Functional </w:t>
-      </w:r>
-      <w:proofErr w:type="gramStart"/>
-      <w:r>
-        <w:t>Test(</w:t>
-      </w:r>
-      <w:proofErr w:type="gramEnd"/>
-      <w:r>
-        <w:t>Rand Vib)</w:t>
-      </w:r>
-      <w:r>
-        <w:t xml:space="preserve"> (</w:t>
-      </w:r>
-      <w:r>
-        <w:t>HQ-PD.</w:t>
-      </w:r>
-      <w:r>
-        <w:t>502)</w:t>
-      </w:r>
+      <w:r/>
     </w:p>
     <w:p>
       <w:pPr>
@@ -7980,18 +7890,7 @@
           <w:del w:id="37" w:author="Yoyo YC Yu (游玉潔)" w:date="2023-07-27T09:47:00Z"/>
         </w:rPr>
       </w:pPr>
-      <w:r>
-        <w:t>EN 50155_ME_Salt mist test</w:t>
-      </w:r>
-      <w:r>
-        <w:t xml:space="preserve"> (</w:t>
-      </w:r>
-      <w:r>
-        <w:t>HQ-PD.</w:t>
-      </w:r>
-      <w:r>
-        <w:t>514)</w:t>
-      </w:r>
+      <w:r/>
     </w:p>
     <w:p>
       <w:pPr>

--- a/HQ-PD-P-038_v1.1_實驗室測試方法管理程序_更新版.docx
+++ b/HQ-PD-P-038_v1.1_實驗室測試方法管理程序_更新版.docx
@@ -7712,7 +7712,9 @@
           <w:numId w:val="48"/>
         </w:numPr>
       </w:pPr>
-      <w:r/>
+      <w:r>
+        <w:t>v1.0_IEC 61850_ENV_Dry Heat Test Operational 作業規範 (HQ-PD-W-278)</w:t>
+      </w:r>
     </w:p>
     <w:p>
       <w:pPr>
@@ -7721,7 +7723,9 @@
           <w:numId w:val="48"/>
         </w:numPr>
       </w:pPr>
-      <w:r/>
+      <w:r>
+        <w:t>v1.0_IEC 61850_ENV_Change of Temperature Test 作業規範 (HQ-PD-W-272)</w:t>
+      </w:r>
     </w:p>
     <w:p>
       <w:pPr>
@@ -7730,7 +7734,9 @@
           <w:numId w:val="48"/>
         </w:numPr>
       </w:pPr>
-      <w:r/>
+      <w:r>
+        <w:t>v1.0_IEC 61850_ENV_Cold Test Minimum Storage Temperature 作業規範 (HQ-PD-W-273)</w:t>
+      </w:r>
     </w:p>
     <w:p>
       <w:pPr>
@@ -7739,7 +7745,9 @@
           <w:numId w:val="48"/>
         </w:numPr>
       </w:pPr>
-      <w:r/>
+      <w:r>
+        <w:t>v1.0_IEC 61850_ENV_Cold Test Operational 作業規範 (HQ-PD-W-274)</w:t>
+      </w:r>
     </w:p>
     <w:p>
       <w:pPr>
@@ -7748,7 +7756,9 @@
           <w:numId w:val="48"/>
         </w:numPr>
       </w:pPr>
-      <w:r/>
+      <w:r>
+        <w:t>v1.0_IEC 61850_ENV_Damp Heat Cyclic Test 作業規範 (HQ-PD-W-275)</w:t>
+      </w:r>
     </w:p>
     <w:p>
       <w:pPr>
@@ -7757,7 +7767,9 @@
           <w:numId w:val="48"/>
         </w:numPr>
       </w:pPr>
-      <w:r/>
+      <w:r>
+        <w:t>v1.0_IEC 61850_ENV_Damp Heat Steady State 作業規範 (HQ-PD-W-276)</w:t>
+      </w:r>
     </w:p>
     <w:p>
       <w:pPr>
@@ -7767,7 +7779,7 @@
         </w:numPr>
       </w:pPr>
       <w:r>
-        <w:t>v1.0_IEC 61850_ENV_Dry Heat Test Operational 作業規範 (HQ-PD-W-278)</w:t>
+        <w:t>v1.0_IEC 61850_ENV_Dry Heat Test Maximum Storage Temperature 作業規範 (HQ-PD-W-277)</w:t>
       </w:r>
     </w:p>
     <w:p>
@@ -7778,7 +7790,7 @@
         </w:numPr>
       </w:pPr>
       <w:r>
-        <w:t>v1.0_IEC 61850_ENV_Change of Temperature Test 作業規範 (HQ-PD-W-272)</w:t>
+        <w:t>v1.0_IEC 61850_ME_Vibration resonance Test(Sine Vib) 作業規範 (HQ-PD-W-271)</w:t>
       </w:r>
     </w:p>
     <w:p>
@@ -7789,7 +7801,7 @@
         </w:numPr>
       </w:pPr>
       <w:r>
-        <w:t>v1.0_IEC 61850_ENV_Cold Test Minimum Storage Temperature 作業規範 (HQ-PD-W-273)</w:t>
+        <w:t>v1.0_IEC 61850_ME_Vibration endurance Test(Sine Vib) 作業規範 (HQ-PD-W-270)</w:t>
       </w:r>
     </w:p>
     <w:p>
@@ -7800,7 +7812,7 @@
         </w:numPr>
       </w:pPr>
       <w:r>
-        <w:t>v1.0_IEC 61850_ENV_Cold Test Operational 作業規範 (HQ-PD-W-274)</w:t>
+        <w:t>v1.0_IEC 61850_ME_Shock response Test(Half sine) 作業規範 (HQ-PD-W-268)</w:t>
       </w:r>
     </w:p>
     <w:p>
@@ -7811,86 +7823,8 @@
         </w:numPr>
       </w:pPr>
       <w:r>
-        <w:t>v1.0_IEC 61850_ENV_Damp Heat Cyclic Test 作業規範 (HQ-PD-W-275)</w:t>
-      </w:r>
-    </w:p>
-    <w:p>
-      <w:pPr>
-        <w:numPr>
-          <w:ilvl w:val="1"/>
-          <w:numId w:val="48"/>
-        </w:numPr>
-      </w:pPr>
-      <w:r>
-        <w:t>v1.0_IEC 61850_ENV_Damp Heat Steady State 作業規範 (HQ-PD-W-276)</w:t>
-      </w:r>
-    </w:p>
-    <w:p>
-      <w:pPr>
-        <w:numPr>
-          <w:ilvl w:val="1"/>
-          <w:numId w:val="48"/>
-        </w:numPr>
-      </w:pPr>
-      <w:r>
-        <w:t>v1.0_IEC 61850_ENV_Dry Heat Test Maximum Storage Temperature 作業規範 (HQ-PD-W-277)</w:t>
-      </w:r>
-    </w:p>
-    <w:p>
-      <w:pPr>
-        <w:numPr>
-          <w:ilvl w:val="1"/>
-          <w:numId w:val="48"/>
-        </w:numPr>
-      </w:pPr>
-      <w:r>
-        <w:t>v1.0_IEC 61850_ME_Vibration resonance Test(Sine Vib) 作業規範 (HQ-PD-W-271)</w:t>
-      </w:r>
-    </w:p>
-    <w:p>
-      <w:pPr>
-        <w:numPr>
-          <w:ilvl w:val="1"/>
-          <w:numId w:val="48"/>
-        </w:numPr>
-      </w:pPr>
-      <w:r>
-        <w:t>v1.0_IEC 61850_ME_Vibration endurance Test(Sine Vib) 作業規範 (HQ-PD-W-270)</w:t>
-      </w:r>
-    </w:p>
-    <w:p>
-      <w:pPr>
-        <w:numPr>
-          <w:ilvl w:val="1"/>
-          <w:numId w:val="48"/>
-        </w:numPr>
-      </w:pPr>
-      <w:r>
-        <w:t>v1.0_IEC 61850_ME_Shock response Test(Half sine) 作業規範 (HQ-PD-W-268)</w:t>
-      </w:r>
-    </w:p>
-    <w:p>
-      <w:pPr>
-        <w:numPr>
-          <w:ilvl w:val="1"/>
-          <w:numId w:val="48"/>
-        </w:numPr>
-      </w:pPr>
-      <w:r>
         <w:t>v1.0_IEC 61850_ME_Shock WithStand Test(Half sine) 作業規範 (HQ-PD-W-269)</w:t>
       </w:r>
-    </w:p>
-    <w:p>
-      <w:pPr>
-        <w:numPr>
-          <w:ilvl w:val="1"/>
-          <w:numId w:val="48"/>
-        </w:numPr>
-        <w:rPr>
-          <w:del w:id="37" w:author="Yoyo YC Yu (游玉潔)" w:date="2023-07-27T09:47:00Z"/>
-        </w:rPr>
-      </w:pPr>
-      <w:r/>
     </w:p>
     <w:p>
       <w:pPr>
